--- a/Laporan Praktikum - Maulana Ra'afi - 707012500124.docx
+++ b/Laporan Praktikum - Maulana Ra'afi - 707012500124.docx
@@ -874,13 +874,8 @@
           <w:numId w:val="2"/>
         </w:numPr>
       </w:pPr>
-      <w:proofErr w:type="spellStart"/>
-      <w:r>
-        <w:t>Menerapkan</w:t>
-      </w:r>
-      <w:proofErr w:type="spellEnd"/>
-      <w:r>
-        <w:t xml:space="preserve"> </w:t>
+      <w:r>
+        <w:t xml:space="preserve">Menerapkan </w:t>
       </w:r>
       <w:proofErr w:type="spellStart"/>
       <w:r>
@@ -888,15 +883,7 @@
       </w:r>
       <w:proofErr w:type="spellEnd"/>
       <w:r>
-        <w:t xml:space="preserve"> </w:t>
-      </w:r>
-      <w:proofErr w:type="spellStart"/>
-      <w:r>
-        <w:t>dalam</w:t>
-      </w:r>
-      <w:proofErr w:type="spellEnd"/>
-      <w:r>
-        <w:t xml:space="preserve"> </w:t>
+        <w:t xml:space="preserve"> dalam </w:t>
       </w:r>
       <w:proofErr w:type="spellStart"/>
       <w:r>
@@ -977,10 +964,7 @@
       </w:r>
       <w:proofErr w:type="spellEnd"/>
       <w:r>
-        <w:t xml:space="preserve"> GET dan POST</w:t>
-      </w:r>
-      <w:r>
-        <w:t xml:space="preserve"> </w:t>
+        <w:t xml:space="preserve"> GET dan POST </w:t>
       </w:r>
       <w:proofErr w:type="spellStart"/>
       <w:r>
@@ -1236,6 +1220,21 @@
       </w:r>
     </w:p>
     <w:p/>
+    <w:p/>
+    <w:p/>
+    <w:p/>
+    <w:p/>
+    <w:p/>
+    <w:p/>
+    <w:p/>
+    <w:p/>
+    <w:p/>
+    <w:p/>
+    <w:p/>
+    <w:p/>
+    <w:p/>
+    <w:p/>
+    <w:p/>
     <w:p>
       <w:pPr>
         <w:rPr>
@@ -1252,6 +1251,7 @@
           <w:sz w:val="28"/>
           <w:szCs w:val="24"/>
         </w:rPr>
+        <w:lastRenderedPageBreak/>
         <w:t>LANGKAH-LANGKAH PRAKTIKUM</w:t>
       </w:r>
     </w:p>
@@ -1260,22 +1260,367 @@
         <w:t>CODE TUGAS PRAKTIKUM 1</w:t>
       </w:r>
     </w:p>
-    <w:p/>
-    <w:p>
-      <w:r>
-        <w:t>CODE TUGAS PRAKTIKUM 2</w:t>
-      </w:r>
-    </w:p>
-    <w:p>
+    <w:p>
+      <w:pPr>
+        <w:jc w:val="center"/>
+      </w:pPr>
+      <w:r>
+        <w:rPr>
+          <w:noProof/>
+          <w14:ligatures w14:val="standardContextual"/>
+        </w:rPr>
+        <w:drawing>
+          <wp:inline distT="0" distB="0" distL="0" distR="0" wp14:anchorId="59185C55" wp14:editId="729B8B25">
+            <wp:extent cx="2895600" cy="3461186"/>
+            <wp:effectExtent l="0" t="0" r="0" b="6350"/>
+            <wp:docPr id="518207582" name="Picture 7"/>
+            <wp:cNvGraphicFramePr>
+              <a:graphicFrameLocks xmlns:a="http://schemas.openxmlformats.org/drawingml/2006/main" noChangeAspect="1"/>
+            </wp:cNvGraphicFramePr>
+            <a:graphic xmlns:a="http://schemas.openxmlformats.org/drawingml/2006/main">
+              <a:graphicData uri="http://schemas.openxmlformats.org/drawingml/2006/picture">
+                <pic:pic xmlns:pic="http://schemas.openxmlformats.org/drawingml/2006/picture">
+                  <pic:nvPicPr>
+                    <pic:cNvPr id="518207582" name="Picture 518207582"/>
+                    <pic:cNvPicPr/>
+                  </pic:nvPicPr>
+                  <pic:blipFill>
+                    <a:blip r:embed="rId7" cstate="print">
+                      <a:extLst>
+                        <a:ext uri="{28A0092B-C50C-407E-A947-70E740481C1C}">
+                          <a14:useLocalDpi xmlns:a14="http://schemas.microsoft.com/office/drawing/2010/main" val="0"/>
+                        </a:ext>
+                      </a:extLst>
+                    </a:blip>
+                    <a:stretch>
+                      <a:fillRect/>
+                    </a:stretch>
+                  </pic:blipFill>
+                  <pic:spPr>
+                    <a:xfrm>
+                      <a:off x="0" y="0"/>
+                      <a:ext cx="2918224" cy="3488229"/>
+                    </a:xfrm>
+                    <a:prstGeom prst="rect">
+                      <a:avLst/>
+                    </a:prstGeom>
+                  </pic:spPr>
+                </pic:pic>
+              </a:graphicData>
+            </a:graphic>
+          </wp:inline>
+        </w:drawing>
+      </w:r>
+    </w:p>
+    <w:p>
+      <w:pPr>
+        <w:jc w:val="center"/>
+      </w:pPr>
+      <w:r>
+        <w:t xml:space="preserve">Gambar code logic </w:t>
+      </w:r>
+      <w:proofErr w:type="spellStart"/>
+      <w:r>
+        <w:t>php</w:t>
+      </w:r>
+      <w:proofErr w:type="spellEnd"/>
+    </w:p>
+    <w:p>
+      <w:pPr>
+        <w:jc w:val="center"/>
+      </w:pPr>
+      <w:r>
+        <w:rPr>
+          <w:noProof/>
+        </w:rPr>
+        <w:drawing>
+          <wp:inline distT="0" distB="0" distL="0" distR="0" wp14:anchorId="6672331D" wp14:editId="72AA793F">
+            <wp:extent cx="3680460" cy="1034938"/>
+            <wp:effectExtent l="0" t="0" r="0" b="0"/>
+            <wp:docPr id="938218811" name="Picture 8"/>
+            <wp:cNvGraphicFramePr>
+              <a:graphicFrameLocks xmlns:a="http://schemas.openxmlformats.org/drawingml/2006/main" noChangeAspect="1"/>
+            </wp:cNvGraphicFramePr>
+            <a:graphic xmlns:a="http://schemas.openxmlformats.org/drawingml/2006/main">
+              <a:graphicData uri="http://schemas.openxmlformats.org/drawingml/2006/picture">
+                <pic:pic xmlns:pic="http://schemas.openxmlformats.org/drawingml/2006/picture">
+                  <pic:nvPicPr>
+                    <pic:cNvPr id="0" name="Picture 2"/>
+                    <pic:cNvPicPr>
+                      <a:picLocks noChangeAspect="1" noChangeArrowheads="1"/>
+                    </pic:cNvPicPr>
+                  </pic:nvPicPr>
+                  <pic:blipFill>
+                    <a:blip r:embed="rId8" cstate="print">
+                      <a:extLst>
+                        <a:ext uri="{28A0092B-C50C-407E-A947-70E740481C1C}">
+                          <a14:useLocalDpi xmlns:a14="http://schemas.microsoft.com/office/drawing/2010/main" val="0"/>
+                        </a:ext>
+                      </a:extLst>
+                    </a:blip>
+                    <a:srcRect/>
+                    <a:stretch>
+                      <a:fillRect/>
+                    </a:stretch>
+                  </pic:blipFill>
+                  <pic:spPr bwMode="auto">
+                    <a:xfrm>
+                      <a:off x="0" y="0"/>
+                      <a:ext cx="3698439" cy="1039994"/>
+                    </a:xfrm>
+                    <a:prstGeom prst="rect">
+                      <a:avLst/>
+                    </a:prstGeom>
+                    <a:noFill/>
+                    <a:ln>
+                      <a:noFill/>
+                    </a:ln>
+                  </pic:spPr>
+                </pic:pic>
+              </a:graphicData>
+            </a:graphic>
+          </wp:inline>
+        </w:drawing>
+      </w:r>
+    </w:p>
+    <w:p>
+      <w:pPr>
+        <w:jc w:val="center"/>
+      </w:pPr>
+      <w:r>
+        <w:t>Gambar code login form</w:t>
+      </w:r>
+    </w:p>
+    <w:p>
+      <w:pPr>
+        <w:jc w:val="center"/>
+      </w:pPr>
+      <w:r>
+        <w:rPr>
+          <w:noProof/>
+        </w:rPr>
+        <w:drawing>
+          <wp:inline distT="0" distB="0" distL="0" distR="0" wp14:anchorId="2BEF0344" wp14:editId="1FAE0960">
+            <wp:extent cx="3756660" cy="1375150"/>
+            <wp:effectExtent l="0" t="0" r="0" b="0"/>
+            <wp:docPr id="1554373573" name="Picture 9"/>
+            <wp:cNvGraphicFramePr>
+              <a:graphicFrameLocks xmlns:a="http://schemas.openxmlformats.org/drawingml/2006/main" noChangeAspect="1"/>
+            </wp:cNvGraphicFramePr>
+            <a:graphic xmlns:a="http://schemas.openxmlformats.org/drawingml/2006/main">
+              <a:graphicData uri="http://schemas.openxmlformats.org/drawingml/2006/picture">
+                <pic:pic xmlns:pic="http://schemas.openxmlformats.org/drawingml/2006/picture">
+                  <pic:nvPicPr>
+                    <pic:cNvPr id="0" name="Picture 3"/>
+                    <pic:cNvPicPr>
+                      <a:picLocks noChangeAspect="1" noChangeArrowheads="1"/>
+                    </pic:cNvPicPr>
+                  </pic:nvPicPr>
+                  <pic:blipFill>
+                    <a:blip r:embed="rId9" cstate="print">
+                      <a:extLst>
+                        <a:ext uri="{28A0092B-C50C-407E-A947-70E740481C1C}">
+                          <a14:useLocalDpi xmlns:a14="http://schemas.microsoft.com/office/drawing/2010/main" val="0"/>
+                        </a:ext>
+                      </a:extLst>
+                    </a:blip>
+                    <a:srcRect/>
+                    <a:stretch>
+                      <a:fillRect/>
+                    </a:stretch>
+                  </pic:blipFill>
+                  <pic:spPr bwMode="auto">
+                    <a:xfrm>
+                      <a:off x="0" y="0"/>
+                      <a:ext cx="3770282" cy="1380136"/>
+                    </a:xfrm>
+                    <a:prstGeom prst="rect">
+                      <a:avLst/>
+                    </a:prstGeom>
+                    <a:noFill/>
+                    <a:ln>
+                      <a:noFill/>
+                    </a:ln>
+                  </pic:spPr>
+                </pic:pic>
+              </a:graphicData>
+            </a:graphic>
+          </wp:inline>
+        </w:drawing>
+      </w:r>
+    </w:p>
+    <w:p>
+      <w:pPr>
+        <w:jc w:val="center"/>
+      </w:pPr>
+      <w:r>
+        <w:t>Gambar code register form</w:t>
+      </w:r>
+    </w:p>
+    <w:p>
+      <w:pPr>
+        <w:jc w:val="center"/>
+      </w:pPr>
+      <w:r>
+        <w:rPr>
+          <w:noProof/>
+        </w:rPr>
+        <w:drawing>
+          <wp:inline distT="0" distB="0" distL="0" distR="0" wp14:anchorId="7E8E9C27" wp14:editId="3A0CFF61">
+            <wp:extent cx="3779520" cy="866401"/>
+            <wp:effectExtent l="0" t="0" r="0" b="0"/>
+            <wp:docPr id="186834054" name="Picture 11"/>
+            <wp:cNvGraphicFramePr>
+              <a:graphicFrameLocks xmlns:a="http://schemas.openxmlformats.org/drawingml/2006/main" noChangeAspect="1"/>
+            </wp:cNvGraphicFramePr>
+            <a:graphic xmlns:a="http://schemas.openxmlformats.org/drawingml/2006/main">
+              <a:graphicData uri="http://schemas.openxmlformats.org/drawingml/2006/picture">
+                <pic:pic xmlns:pic="http://schemas.openxmlformats.org/drawingml/2006/picture">
+                  <pic:nvPicPr>
+                    <pic:cNvPr id="0" name="Picture 5"/>
+                    <pic:cNvPicPr>
+                      <a:picLocks noChangeAspect="1" noChangeArrowheads="1"/>
+                    </pic:cNvPicPr>
+                  </pic:nvPicPr>
+                  <pic:blipFill>
+                    <a:blip r:embed="rId10" cstate="print">
+                      <a:extLst>
+                        <a:ext uri="{28A0092B-C50C-407E-A947-70E740481C1C}">
+                          <a14:useLocalDpi xmlns:a14="http://schemas.microsoft.com/office/drawing/2010/main" val="0"/>
+                        </a:ext>
+                      </a:extLst>
+                    </a:blip>
+                    <a:srcRect/>
+                    <a:stretch>
+                      <a:fillRect/>
+                    </a:stretch>
+                  </pic:blipFill>
+                  <pic:spPr bwMode="auto">
+                    <a:xfrm>
+                      <a:off x="0" y="0"/>
+                      <a:ext cx="3870934" cy="887356"/>
+                    </a:xfrm>
+                    <a:prstGeom prst="rect">
+                      <a:avLst/>
+                    </a:prstGeom>
+                    <a:noFill/>
+                    <a:ln>
+                      <a:noFill/>
+                    </a:ln>
+                  </pic:spPr>
+                </pic:pic>
+              </a:graphicData>
+            </a:graphic>
+          </wp:inline>
+        </w:drawing>
+      </w:r>
+    </w:p>
+    <w:p>
+      <w:pPr>
+        <w:jc w:val="center"/>
+      </w:pPr>
+      <w:r>
+        <w:t>Gambar code forgot password form</w:t>
+      </w:r>
+    </w:p>
+    <w:p>
+      <w:pPr>
+        <w:jc w:val="center"/>
+      </w:pPr>
       <w:r>
         <w:rPr>
           <w:noProof/>
         </w:rPr>
         <w:lastRenderedPageBreak/>
         <w:drawing>
-          <wp:inline distT="0" distB="0" distL="0" distR="0" wp14:anchorId="3E7C7DAF" wp14:editId="15D6FAFA">
-            <wp:extent cx="3268980" cy="8863330"/>
-            <wp:effectExtent l="0" t="0" r="7620" b="0"/>
+          <wp:inline distT="0" distB="0" distL="0" distR="0" wp14:anchorId="40A6C32D" wp14:editId="22A8FA5A">
+            <wp:extent cx="3913100" cy="1440000"/>
+            <wp:effectExtent l="0" t="0" r="0" b="8255"/>
+            <wp:docPr id="32919807" name="Picture 12"/>
+            <wp:cNvGraphicFramePr>
+              <a:graphicFrameLocks xmlns:a="http://schemas.openxmlformats.org/drawingml/2006/main" noChangeAspect="1"/>
+            </wp:cNvGraphicFramePr>
+            <a:graphic xmlns:a="http://schemas.openxmlformats.org/drawingml/2006/main">
+              <a:graphicData uri="http://schemas.openxmlformats.org/drawingml/2006/picture">
+                <pic:pic xmlns:pic="http://schemas.openxmlformats.org/drawingml/2006/picture">
+                  <pic:nvPicPr>
+                    <pic:cNvPr id="0" name="Picture 6"/>
+                    <pic:cNvPicPr>
+                      <a:picLocks noChangeAspect="1" noChangeArrowheads="1"/>
+                    </pic:cNvPicPr>
+                  </pic:nvPicPr>
+                  <pic:blipFill>
+                    <a:blip r:embed="rId11" cstate="print">
+                      <a:extLst>
+                        <a:ext uri="{28A0092B-C50C-407E-A947-70E740481C1C}">
+                          <a14:useLocalDpi xmlns:a14="http://schemas.microsoft.com/office/drawing/2010/main" val="0"/>
+                        </a:ext>
+                      </a:extLst>
+                    </a:blip>
+                    <a:srcRect/>
+                    <a:stretch>
+                      <a:fillRect/>
+                    </a:stretch>
+                  </pic:blipFill>
+                  <pic:spPr bwMode="auto">
+                    <a:xfrm>
+                      <a:off x="0" y="0"/>
+                      <a:ext cx="3913100" cy="1440000"/>
+                    </a:xfrm>
+                    <a:prstGeom prst="rect">
+                      <a:avLst/>
+                    </a:prstGeom>
+                    <a:noFill/>
+                    <a:ln>
+                      <a:noFill/>
+                    </a:ln>
+                  </pic:spPr>
+                </pic:pic>
+              </a:graphicData>
+            </a:graphic>
+          </wp:inline>
+        </w:drawing>
+      </w:r>
+    </w:p>
+    <w:p>
+      <w:pPr>
+        <w:jc w:val="center"/>
+      </w:pPr>
+      <w:r>
+        <w:t xml:space="preserve">Gambar code </w:t>
+      </w:r>
+      <w:proofErr w:type="spellStart"/>
+      <w:r>
+        <w:t>pesan</w:t>
+      </w:r>
+      <w:proofErr w:type="spellEnd"/>
+      <w:r>
+        <w:t xml:space="preserve"> </w:t>
+      </w:r>
+      <w:proofErr w:type="spellStart"/>
+      <w:r>
+        <w:t>notifikasi</w:t>
+      </w:r>
+      <w:proofErr w:type="spellEnd"/>
+    </w:p>
+    <w:p/>
+    <w:p>
+      <w:r>
+        <w:t>CODE TUGAS PRAKTIKUM 2</w:t>
+      </w:r>
+    </w:p>
+    <w:p>
+      <w:pPr>
+        <w:jc w:val="center"/>
+      </w:pPr>
+      <w:r>
+        <w:rPr>
+          <w:noProof/>
+        </w:rPr>
+        <w:drawing>
+          <wp:inline distT="0" distB="0" distL="0" distR="0" wp14:anchorId="3E7C7DAF" wp14:editId="1192FF24">
+            <wp:extent cx="2356064" cy="6388100"/>
+            <wp:effectExtent l="0" t="0" r="6350" b="0"/>
             <wp:docPr id="505194419" name="Picture 1"/>
             <wp:cNvGraphicFramePr>
               <a:graphicFrameLocks xmlns:a="http://schemas.openxmlformats.org/drawingml/2006/main" noChangeAspect="1"/>
@@ -1290,7 +1635,7 @@
                     </pic:cNvPicPr>
                   </pic:nvPicPr>
                   <pic:blipFill>
-                    <a:blip r:embed="rId7" cstate="print">
+                    <a:blip r:embed="rId12" cstate="print">
                       <a:extLst>
                         <a:ext uri="{28A0092B-C50C-407E-A947-70E740481C1C}">
                           <a14:useLocalDpi xmlns:a14="http://schemas.microsoft.com/office/drawing/2010/main" val="0"/>
@@ -1305,7 +1650,7 @@
                   <pic:spPr bwMode="auto">
                     <a:xfrm>
                       <a:off x="0" y="0"/>
-                      <a:ext cx="3268980" cy="8863330"/>
+                      <a:ext cx="2375504" cy="6440808"/>
                     </a:xfrm>
                     <a:prstGeom prst="rect">
                       <a:avLst/>
@@ -1354,17 +1699,94 @@
     <w:p>
       <w:pPr>
         <w:spacing w:before="0" w:after="160" w:line="278" w:lineRule="auto"/>
-        <w:jc w:val="left"/>
-      </w:pPr>
+        <w:jc w:val="center"/>
+      </w:pPr>
+      <w:r>
+        <w:drawing>
+          <wp:inline distT="0" distB="0" distL="0" distR="0" wp14:anchorId="7A93945E" wp14:editId="6169ED03">
+            <wp:extent cx="4259580" cy="2227479"/>
+            <wp:effectExtent l="0" t="0" r="7620" b="1905"/>
+            <wp:docPr id="1585779255" name="Picture 1"/>
+            <wp:cNvGraphicFramePr>
+              <a:graphicFrameLocks xmlns:a="http://schemas.openxmlformats.org/drawingml/2006/main" noChangeAspect="1"/>
+            </wp:cNvGraphicFramePr>
+            <a:graphic xmlns:a="http://schemas.openxmlformats.org/drawingml/2006/main">
+              <a:graphicData uri="http://schemas.openxmlformats.org/drawingml/2006/picture">
+                <pic:pic xmlns:pic="http://schemas.openxmlformats.org/drawingml/2006/picture">
+                  <pic:nvPicPr>
+                    <pic:cNvPr id="1585779255" name=""/>
+                    <pic:cNvPicPr/>
+                  </pic:nvPicPr>
+                  <pic:blipFill>
+                    <a:blip r:embed="rId13"/>
+                    <a:stretch>
+                      <a:fillRect/>
+                    </a:stretch>
+                  </pic:blipFill>
+                  <pic:spPr>
+                    <a:xfrm>
+                      <a:off x="0" y="0"/>
+                      <a:ext cx="4268754" cy="2232276"/>
+                    </a:xfrm>
+                    <a:prstGeom prst="rect">
+                      <a:avLst/>
+                    </a:prstGeom>
+                  </pic:spPr>
+                </pic:pic>
+              </a:graphicData>
+            </a:graphic>
+          </wp:inline>
+        </w:drawing>
+      </w:r>
+    </w:p>
+    <w:p>
+      <w:pPr>
+        <w:spacing w:before="0" w:after="160" w:line="278" w:lineRule="auto"/>
+        <w:jc w:val="center"/>
+      </w:pPr>
+      <w:r>
+        <w:drawing>
+          <wp:inline distT="0" distB="0" distL="0" distR="0" wp14:anchorId="2ACADBAF" wp14:editId="2F88EEED">
+            <wp:extent cx="4248456" cy="2160000"/>
+            <wp:effectExtent l="0" t="0" r="0" b="0"/>
+            <wp:docPr id="2109586444" name="Picture 1"/>
+            <wp:cNvGraphicFramePr>
+              <a:graphicFrameLocks xmlns:a="http://schemas.openxmlformats.org/drawingml/2006/main" noChangeAspect="1"/>
+            </wp:cNvGraphicFramePr>
+            <a:graphic xmlns:a="http://schemas.openxmlformats.org/drawingml/2006/main">
+              <a:graphicData uri="http://schemas.openxmlformats.org/drawingml/2006/picture">
+                <pic:pic xmlns:pic="http://schemas.openxmlformats.org/drawingml/2006/picture">
+                  <pic:nvPicPr>
+                    <pic:cNvPr id="2109586444" name=""/>
+                    <pic:cNvPicPr/>
+                  </pic:nvPicPr>
+                  <pic:blipFill>
+                    <a:blip r:embed="rId14"/>
+                    <a:stretch>
+                      <a:fillRect/>
+                    </a:stretch>
+                  </pic:blipFill>
+                  <pic:spPr>
+                    <a:xfrm>
+                      <a:off x="0" y="0"/>
+                      <a:ext cx="4248456" cy="2160000"/>
+                    </a:xfrm>
+                    <a:prstGeom prst="rect">
+                      <a:avLst/>
+                    </a:prstGeom>
+                  </pic:spPr>
+                </pic:pic>
+              </a:graphicData>
+            </a:graphic>
+          </wp:inline>
+        </w:drawing>
+      </w:r>
     </w:p>
     <w:p>
       <w:pPr>
         <w:spacing w:before="0" w:after="160" w:line="278" w:lineRule="auto"/>
         <w:jc w:val="left"/>
       </w:pPr>
-      <w:r>
-        <w:t>HASIL TUGAS PRAKTIKUM 2</w:t>
-      </w:r>
     </w:p>
     <w:p>
       <w:pPr>
@@ -1372,10 +1794,22 @@
         <w:jc w:val="left"/>
       </w:pPr>
       <w:r>
+        <w:t>HASIL TUGAS PRAKTIKUM 2</w:t>
+      </w:r>
+    </w:p>
+    <w:p>
+      <w:pPr>
+        <w:spacing w:before="0" w:after="160" w:line="278" w:lineRule="auto"/>
+        <w:jc w:val="center"/>
+      </w:pPr>
+      <w:r>
+        <w:rPr>
+          <w:noProof/>
+        </w:rPr>
         <w:drawing>
-          <wp:inline distT="0" distB="0" distL="0" distR="0" wp14:anchorId="3095A4B6" wp14:editId="4D6C0139">
-            <wp:extent cx="5731510" cy="1164590"/>
-            <wp:effectExtent l="0" t="0" r="2540" b="0"/>
+          <wp:inline distT="0" distB="0" distL="0" distR="0" wp14:anchorId="3095A4B6" wp14:editId="2D90EA80">
+            <wp:extent cx="5315202" cy="1080000"/>
+            <wp:effectExtent l="0" t="0" r="0" b="6350"/>
             <wp:docPr id="85821640" name="Picture 1"/>
             <wp:cNvGraphicFramePr>
               <a:graphicFrameLocks xmlns:a="http://schemas.openxmlformats.org/drawingml/2006/main" noChangeAspect="1"/>
@@ -1388,7 +1822,7 @@
                     <pic:cNvPicPr/>
                   </pic:nvPicPr>
                   <pic:blipFill>
-                    <a:blip r:embed="rId8"/>
+                    <a:blip r:embed="rId15"/>
                     <a:stretch>
                       <a:fillRect/>
                     </a:stretch>
@@ -1396,7 +1830,7 @@
                   <pic:spPr>
                     <a:xfrm>
                       <a:off x="0" y="0"/>
-                      <a:ext cx="5731510" cy="1164590"/>
+                      <a:ext cx="5315202" cy="1080000"/>
                     </a:xfrm>
                     <a:prstGeom prst="rect">
                       <a:avLst/>
@@ -1412,13 +1846,16 @@
     <w:p>
       <w:pPr>
         <w:spacing w:before="0" w:after="160" w:line="278" w:lineRule="auto"/>
-        <w:jc w:val="left"/>
-      </w:pPr>
-      <w:r>
+        <w:jc w:val="center"/>
+      </w:pPr>
+      <w:r>
+        <w:rPr>
+          <w:noProof/>
+        </w:rPr>
         <w:drawing>
-          <wp:inline distT="0" distB="0" distL="0" distR="0" wp14:anchorId="707948A2" wp14:editId="3AC01DD6">
-            <wp:extent cx="5731510" cy="1859280"/>
-            <wp:effectExtent l="0" t="0" r="2540" b="7620"/>
+          <wp:inline distT="0" distB="0" distL="0" distR="0" wp14:anchorId="707948A2" wp14:editId="73973E9E">
+            <wp:extent cx="5548770" cy="1800000"/>
+            <wp:effectExtent l="0" t="0" r="0" b="0"/>
             <wp:docPr id="1817622444" name="Picture 1"/>
             <wp:cNvGraphicFramePr>
               <a:graphicFrameLocks xmlns:a="http://schemas.openxmlformats.org/drawingml/2006/main" noChangeAspect="1"/>
@@ -1431,7 +1868,7 @@
                     <pic:cNvPicPr/>
                   </pic:nvPicPr>
                   <pic:blipFill>
-                    <a:blip r:embed="rId9"/>
+                    <a:blip r:embed="rId16"/>
                     <a:stretch>
                       <a:fillRect/>
                     </a:stretch>
@@ -1439,7 +1876,7 @@
                   <pic:spPr>
                     <a:xfrm>
                       <a:off x="0" y="0"/>
-                      <a:ext cx="5731510" cy="1859280"/>
+                      <a:ext cx="5548770" cy="1800000"/>
                     </a:xfrm>
                     <a:prstGeom prst="rect">
                       <a:avLst/>
@@ -1468,6 +1905,7 @@
           <w:sz w:val="28"/>
           <w:szCs w:val="24"/>
         </w:rPr>
+        <w:lastRenderedPageBreak/>
         <w:t>ANALISIS DAN PEMBAHASAN</w:t>
       </w:r>
     </w:p>
@@ -1533,6 +1971,7 @@
     <w:p>
       <w:pPr>
         <w:spacing w:before="0" w:after="160" w:line="278" w:lineRule="auto"/>
+        <w:ind w:firstLine="720"/>
       </w:pPr>
       <w:proofErr w:type="spellStart"/>
       <w:r>
@@ -1780,11 +2219,7 @@
     <w:p>
       <w:pPr>
         <w:spacing w:before="0" w:after="160" w:line="278" w:lineRule="auto"/>
-      </w:pPr>
-    </w:p>
-    <w:p>
-      <w:pPr>
-        <w:spacing w:before="0" w:after="160" w:line="278" w:lineRule="auto"/>
+        <w:ind w:firstLine="720"/>
         <w:rPr>
           <w:b/>
           <w:bCs/>
@@ -2034,7 +2469,7 @@
       <w:r>
         <w:t xml:space="preserve">LINK GITHUB TUGAS PRAKTIKUM 1 YANG TERINTEGRASI DENGAN TUGAS BESAR: </w:t>
       </w:r>
-      <w:hyperlink r:id="rId10" w:history="1">
+      <w:hyperlink r:id="rId17" w:history="1">
         <w:r>
           <w:rPr>
             <w:rStyle w:val="Hyperlink"/>
@@ -2059,6 +2494,24 @@
       <w:r>
         <w:t xml:space="preserve">LINK GITHUB TUGAS PRAKTIKUM 2: </w:t>
       </w:r>
+      <w:hyperlink r:id="rId18" w:history="1">
+        <w:r>
+          <w:rPr>
+            <w:rStyle w:val="Hyperlink"/>
+          </w:rPr>
+          <w:t>https://github.com/raaffiy/Pemrograman-Web-praktikum3</w:t>
+        </w:r>
+      </w:hyperlink>
+    </w:p>
+    <w:p>
+      <w:pPr>
+        <w:pStyle w:val="ListParagraph"/>
+      </w:pPr>
+    </w:p>
+    <w:p>
+      <w:pPr>
+        <w:pStyle w:val="ListParagraph"/>
+      </w:pPr>
     </w:p>
     <w:sectPr>
       <w:pgSz w:w="11906" w:h="16838"/>

--- a/Laporan Praktikum - Maulana Ra'afi - 707012500124.docx
+++ b/Laporan Praktikum - Maulana Ra'afi - 707012500124.docx
@@ -1270,9 +1270,9 @@
           <w14:ligatures w14:val="standardContextual"/>
         </w:rPr>
         <w:drawing>
-          <wp:inline distT="0" distB="0" distL="0" distR="0" wp14:anchorId="59185C55" wp14:editId="729B8B25">
+          <wp:inline distT="0" distB="0" distL="0" distR="0" wp14:anchorId="59185C55" wp14:editId="60FB90D3">
             <wp:extent cx="2895600" cy="3461186"/>
-            <wp:effectExtent l="0" t="0" r="0" b="6350"/>
+            <wp:effectExtent l="0" t="0" r="635" b="6350"/>
             <wp:docPr id="518207582" name="Picture 7"/>
             <wp:cNvGraphicFramePr>
               <a:graphicFrameLocks xmlns:a="http://schemas.openxmlformats.org/drawingml/2006/main" noChangeAspect="1"/>
@@ -1299,7 +1299,7 @@
                   <pic:spPr>
                     <a:xfrm>
                       <a:off x="0" y="0"/>
-                      <a:ext cx="2918224" cy="3488229"/>
+                      <a:ext cx="2895600" cy="3461186"/>
                     </a:xfrm>
                     <a:prstGeom prst="rect">
                       <a:avLst/>
@@ -1702,6 +1702,9 @@
         <w:jc w:val="center"/>
       </w:pPr>
       <w:r>
+        <w:rPr>
+          <w:noProof/>
+        </w:rPr>
         <w:drawing>
           <wp:inline distT="0" distB="0" distL="0" distR="0" wp14:anchorId="7A93945E" wp14:editId="6169ED03">
             <wp:extent cx="4259580" cy="2227479"/>
@@ -1745,6 +1748,9 @@
         <w:jc w:val="center"/>
       </w:pPr>
       <w:r>
+        <w:rPr>
+          <w:noProof/>
+        </w:rPr>
         <w:drawing>
           <wp:inline distT="0" distB="0" distL="0" distR="0" wp14:anchorId="2ACADBAF" wp14:editId="2F88EEED">
             <wp:extent cx="4248456" cy="2160000"/>
@@ -1853,8 +1859,8 @@
           <w:noProof/>
         </w:rPr>
         <w:drawing>
-          <wp:inline distT="0" distB="0" distL="0" distR="0" wp14:anchorId="707948A2" wp14:editId="73973E9E">
-            <wp:extent cx="5548770" cy="1800000"/>
+          <wp:inline distT="0" distB="0" distL="0" distR="0" wp14:anchorId="707948A2" wp14:editId="4C02080F">
+            <wp:extent cx="5300134" cy="1719343"/>
             <wp:effectExtent l="0" t="0" r="0" b="0"/>
             <wp:docPr id="1817622444" name="Picture 1"/>
             <wp:cNvGraphicFramePr>
@@ -1876,7 +1882,7 @@
                   <pic:spPr>
                     <a:xfrm>
                       <a:off x="0" y="0"/>
-                      <a:ext cx="5548770" cy="1800000"/>
+                      <a:ext cx="5328683" cy="1728604"/>
                     </a:xfrm>
                     <a:prstGeom prst="rect">
                       <a:avLst/>
@@ -1920,14 +1926,1698 @@
     </w:p>
     <w:p>
       <w:pPr>
+        <w:pStyle w:val="ListParagraph"/>
+        <w:numPr>
+          <w:ilvl w:val="0"/>
+          <w:numId w:val="6"/>
+        </w:numPr>
         <w:spacing w:before="0" w:after="160" w:line="278" w:lineRule="auto"/>
         <w:jc w:val="left"/>
       </w:pPr>
-    </w:p>
-    <w:p>
-      <w:pPr>
+      <w:r>
+        <w:t xml:space="preserve">Gambar code logic </w:t>
+      </w:r>
+      <w:proofErr w:type="spellStart"/>
+      <w:r>
+        <w:t>php</w:t>
+      </w:r>
+      <w:proofErr w:type="spellEnd"/>
+    </w:p>
+    <w:p>
+      <w:pPr>
+        <w:pStyle w:val="ListParagraph"/>
+        <w:numPr>
+          <w:ilvl w:val="1"/>
+          <w:numId w:val="6"/>
+        </w:numPr>
         <w:spacing w:before="0" w:after="160" w:line="278" w:lineRule="auto"/>
         <w:jc w:val="left"/>
+      </w:pPr>
+      <w:proofErr w:type="spellStart"/>
+      <w:r>
+        <w:t>session_</w:t>
+      </w:r>
+      <w:proofErr w:type="gramStart"/>
+      <w:r>
+        <w:t>start</w:t>
+      </w:r>
+      <w:proofErr w:type="spellEnd"/>
+      <w:r>
+        <w:t>(</w:t>
+      </w:r>
+      <w:proofErr w:type="gramEnd"/>
+      <w:r>
+        <w:t>);</w:t>
+      </w:r>
+      <w:r>
+        <w:t xml:space="preserve"> adalah </w:t>
+      </w:r>
+      <w:proofErr w:type="spellStart"/>
+      <w:r>
+        <w:t>penyimpanan</w:t>
+      </w:r>
+      <w:proofErr w:type="spellEnd"/>
+      <w:r>
+        <w:t xml:space="preserve"> sementara di server</w:t>
+      </w:r>
+    </w:p>
+    <w:p>
+      <w:pPr>
+        <w:pStyle w:val="ListParagraph"/>
+        <w:numPr>
+          <w:ilvl w:val="1"/>
+          <w:numId w:val="6"/>
+        </w:numPr>
+        <w:spacing w:after="160" w:line="278" w:lineRule="auto"/>
+        <w:rPr>
+          <w:lang w:val="en-ID"/>
+        </w:rPr>
+      </w:pPr>
+      <w:r>
+        <w:t>if</w:t>
+      </w:r>
+      <w:proofErr w:type="gramStart"/>
+      <w:r>
+        <w:t>(!</w:t>
+      </w:r>
+      <w:proofErr w:type="spellStart"/>
+      <w:r>
+        <w:t>isset</w:t>
+      </w:r>
+      <w:proofErr w:type="spellEnd"/>
+      <w:proofErr w:type="gramEnd"/>
+      <w:r>
+        <w:t>($_SESSION['users'])</w:t>
+      </w:r>
+      <w:r>
+        <w:t xml:space="preserve">) adalah </w:t>
+      </w:r>
+      <w:r>
+        <w:rPr>
+          <w:lang w:val="en-ID"/>
+        </w:rPr>
+        <w:t xml:space="preserve">Jika </w:t>
+      </w:r>
+      <w:proofErr w:type="spellStart"/>
+      <w:r>
+        <w:rPr>
+          <w:lang w:val="en-ID"/>
+        </w:rPr>
+        <w:t>belum</w:t>
+      </w:r>
+      <w:proofErr w:type="spellEnd"/>
+      <w:r>
+        <w:rPr>
+          <w:lang w:val="en-ID"/>
+        </w:rPr>
+        <w:t xml:space="preserve"> </w:t>
+      </w:r>
+      <w:proofErr w:type="spellStart"/>
+      <w:r>
+        <w:rPr>
+          <w:lang w:val="en-ID"/>
+        </w:rPr>
+        <w:t>ada</w:t>
+      </w:r>
+      <w:proofErr w:type="spellEnd"/>
+      <w:r>
+        <w:rPr>
+          <w:lang w:val="en-ID"/>
+        </w:rPr>
+        <w:t xml:space="preserve"> data user, </w:t>
+      </w:r>
+      <w:proofErr w:type="spellStart"/>
+      <w:r>
+        <w:rPr>
+          <w:lang w:val="en-ID"/>
+        </w:rPr>
+        <w:t>maka</w:t>
+      </w:r>
+      <w:proofErr w:type="spellEnd"/>
+      <w:r>
+        <w:rPr>
+          <w:lang w:val="en-ID"/>
+        </w:rPr>
+        <w:t xml:space="preserve"> buat array </w:t>
+      </w:r>
+      <w:proofErr w:type="spellStart"/>
+      <w:r>
+        <w:rPr>
+          <w:lang w:val="en-ID"/>
+        </w:rPr>
+        <w:t>kosong</w:t>
+      </w:r>
+      <w:proofErr w:type="spellEnd"/>
+      <w:r>
+        <w:rPr>
+          <w:lang w:val="en-ID"/>
+        </w:rPr>
+        <w:t xml:space="preserve"> </w:t>
+      </w:r>
+      <w:proofErr w:type="spellStart"/>
+      <w:r>
+        <w:rPr>
+          <w:lang w:val="en-ID"/>
+        </w:rPr>
+        <w:t>untuk</w:t>
+      </w:r>
+      <w:proofErr w:type="spellEnd"/>
+      <w:r>
+        <w:rPr>
+          <w:lang w:val="en-ID"/>
+        </w:rPr>
+        <w:t xml:space="preserve"> </w:t>
+      </w:r>
+      <w:proofErr w:type="spellStart"/>
+      <w:r>
+        <w:rPr>
+          <w:lang w:val="en-ID"/>
+        </w:rPr>
+        <w:t>menyimpan</w:t>
+      </w:r>
+      <w:proofErr w:type="spellEnd"/>
+      <w:r>
+        <w:rPr>
+          <w:lang w:val="en-ID"/>
+        </w:rPr>
+        <w:t xml:space="preserve"> user.</w:t>
+      </w:r>
+    </w:p>
+    <w:p>
+      <w:pPr>
+        <w:pStyle w:val="ListParagraph"/>
+        <w:numPr>
+          <w:ilvl w:val="1"/>
+          <w:numId w:val="6"/>
+        </w:numPr>
+        <w:spacing w:before="0" w:after="160" w:line="278" w:lineRule="auto"/>
+        <w:jc w:val="left"/>
+      </w:pPr>
+      <w:r>
+        <w:t>$message = "";</w:t>
+      </w:r>
+      <w:r>
+        <w:t xml:space="preserve"> adalah </w:t>
+      </w:r>
+    </w:p>
+    <w:p>
+      <w:pPr>
+        <w:pStyle w:val="ListParagraph"/>
+        <w:numPr>
+          <w:ilvl w:val="1"/>
+          <w:numId w:val="6"/>
+        </w:numPr>
+        <w:spacing w:before="0" w:after="160" w:line="278" w:lineRule="auto"/>
+        <w:jc w:val="left"/>
+      </w:pPr>
+      <w:proofErr w:type="spellStart"/>
+      <w:r>
+        <w:t>Variabel</w:t>
+      </w:r>
+      <w:proofErr w:type="spellEnd"/>
+      <w:r>
+        <w:t xml:space="preserve"> ini digunakan untuk </w:t>
+      </w:r>
+      <w:proofErr w:type="spellStart"/>
+      <w:r>
+        <w:t>menampilkan</w:t>
+      </w:r>
+      <w:proofErr w:type="spellEnd"/>
+      <w:r>
+        <w:t xml:space="preserve"> </w:t>
+      </w:r>
+      <w:proofErr w:type="spellStart"/>
+      <w:r>
+        <w:t>notifikasi</w:t>
+      </w:r>
+      <w:proofErr w:type="spellEnd"/>
+      <w:r>
+        <w:t xml:space="preserve"> </w:t>
+      </w:r>
+      <w:proofErr w:type="spellStart"/>
+      <w:r>
+        <w:t>kepada</w:t>
+      </w:r>
+      <w:proofErr w:type="spellEnd"/>
+      <w:r>
+        <w:t xml:space="preserve"> user seperti: </w:t>
+      </w:r>
+      <w:proofErr w:type="spellStart"/>
+      <w:r>
+        <w:t>Registrasi</w:t>
+      </w:r>
+      <w:proofErr w:type="spellEnd"/>
+      <w:r>
+        <w:t xml:space="preserve"> berhasil, Login </w:t>
+      </w:r>
+      <w:proofErr w:type="spellStart"/>
+      <w:r>
+        <w:t>gagal</w:t>
+      </w:r>
+      <w:proofErr w:type="spellEnd"/>
+      <w:r>
+        <w:t xml:space="preserve">, Email tidak </w:t>
+      </w:r>
+      <w:proofErr w:type="spellStart"/>
+      <w:r>
+        <w:t>ditemukan</w:t>
+      </w:r>
+      <w:proofErr w:type="spellEnd"/>
+    </w:p>
+    <w:p>
+      <w:pPr>
+        <w:pStyle w:val="ListParagraph"/>
+        <w:numPr>
+          <w:ilvl w:val="1"/>
+          <w:numId w:val="6"/>
+        </w:numPr>
+        <w:spacing w:before="0" w:after="160" w:line="278" w:lineRule="auto"/>
+        <w:jc w:val="left"/>
+      </w:pPr>
+      <w:r>
+        <w:t>if(</w:t>
+      </w:r>
+      <w:proofErr w:type="spellStart"/>
+      <w:r>
+        <w:t>isset</w:t>
+      </w:r>
+      <w:proofErr w:type="spellEnd"/>
+      <w:r>
+        <w:t>($_POST['register']))</w:t>
+      </w:r>
+      <w:r>
+        <w:t xml:space="preserve"> berfungsi </w:t>
+      </w:r>
+      <w:proofErr w:type="spellStart"/>
+      <w:r>
+        <w:t>jika</w:t>
+      </w:r>
+      <w:proofErr w:type="spellEnd"/>
+      <w:r>
+        <w:t xml:space="preserve"> tombol Register </w:t>
+      </w:r>
+      <w:proofErr w:type="spellStart"/>
+      <w:r>
+        <w:t>ditekan</w:t>
+      </w:r>
+      <w:proofErr w:type="spellEnd"/>
+      <w:r>
+        <w:t xml:space="preserve">, </w:t>
+      </w:r>
+      <w:proofErr w:type="spellStart"/>
+      <w:r>
+        <w:t>maka</w:t>
+      </w:r>
+      <w:proofErr w:type="spellEnd"/>
+      <w:r>
+        <w:t xml:space="preserve"> </w:t>
+      </w:r>
+      <w:proofErr w:type="spellStart"/>
+      <w:r>
+        <w:t>jalankan</w:t>
+      </w:r>
+      <w:proofErr w:type="spellEnd"/>
+      <w:r>
+        <w:t xml:space="preserve"> proses ini.</w:t>
+      </w:r>
+    </w:p>
+    <w:p>
+      <w:pPr>
+        <w:pStyle w:val="ListParagraph"/>
+        <w:numPr>
+          <w:ilvl w:val="1"/>
+          <w:numId w:val="6"/>
+        </w:numPr>
+        <w:spacing w:before="0" w:after="160" w:line="278" w:lineRule="auto"/>
+        <w:jc w:val="left"/>
+      </w:pPr>
+      <w:r>
+        <w:t xml:space="preserve">$nama &amp;$email &amp; $password berfungsi untuk </w:t>
+      </w:r>
+      <w:proofErr w:type="spellStart"/>
+      <w:r>
+        <w:t>mengambil</w:t>
+      </w:r>
+      <w:proofErr w:type="spellEnd"/>
+      <w:r>
+        <w:t xml:space="preserve"> input </w:t>
+      </w:r>
+      <w:proofErr w:type="spellStart"/>
+      <w:r>
+        <w:t>dari</w:t>
+      </w:r>
+      <w:proofErr w:type="spellEnd"/>
+      <w:r>
+        <w:t xml:space="preserve"> form html</w:t>
+      </w:r>
+    </w:p>
+    <w:p>
+      <w:pPr>
+        <w:pStyle w:val="ListParagraph"/>
+        <w:numPr>
+          <w:ilvl w:val="1"/>
+          <w:numId w:val="6"/>
+        </w:numPr>
+        <w:spacing w:before="0" w:after="160" w:line="278" w:lineRule="auto"/>
+        <w:jc w:val="left"/>
+      </w:pPr>
+      <w:r>
+        <w:t>$_SESSION['users</w:t>
+      </w:r>
+      <w:proofErr w:type="gramStart"/>
+      <w:r>
+        <w:t>'][</w:t>
+      </w:r>
+      <w:proofErr w:type="gramEnd"/>
+      <w:r>
+        <w:t xml:space="preserve">$email] </w:t>
+      </w:r>
+      <w:r>
+        <w:t xml:space="preserve">berfungsi untuk </w:t>
+      </w:r>
+      <w:proofErr w:type="spellStart"/>
+      <w:r>
+        <w:t>menyimpan</w:t>
+      </w:r>
+      <w:proofErr w:type="spellEnd"/>
+      <w:r>
+        <w:t xml:space="preserve"> data ke dalam session</w:t>
+      </w:r>
+    </w:p>
+    <w:p>
+      <w:pPr>
+        <w:pStyle w:val="ListParagraph"/>
+        <w:numPr>
+          <w:ilvl w:val="0"/>
+          <w:numId w:val="6"/>
+        </w:numPr>
+        <w:spacing w:before="0" w:after="160" w:line="278" w:lineRule="auto"/>
+        <w:jc w:val="left"/>
+      </w:pPr>
+      <w:r>
+        <w:t>Gambar code login form</w:t>
+      </w:r>
+    </w:p>
+    <w:p>
+      <w:pPr>
+        <w:pStyle w:val="ListParagraph"/>
+        <w:numPr>
+          <w:ilvl w:val="1"/>
+          <w:numId w:val="6"/>
+        </w:numPr>
+        <w:spacing w:before="0" w:after="160" w:line="278" w:lineRule="auto"/>
+        <w:jc w:val="left"/>
+      </w:pPr>
+      <w:r>
+        <w:t xml:space="preserve">Form </w:t>
+      </w:r>
+      <w:proofErr w:type="spellStart"/>
+      <w:r>
+        <w:t>mengirim</w:t>
+      </w:r>
+      <w:proofErr w:type="spellEnd"/>
+      <w:r>
+        <w:t xml:space="preserve"> data ke </w:t>
+      </w:r>
+      <w:proofErr w:type="spellStart"/>
+      <w:r>
+        <w:t>php</w:t>
+      </w:r>
+      <w:proofErr w:type="spellEnd"/>
+      <w:r>
+        <w:t xml:space="preserve"> </w:t>
+      </w:r>
+      <w:r>
+        <w:t xml:space="preserve">menggunakan </w:t>
+      </w:r>
+      <w:r>
+        <w:t>post</w:t>
+      </w:r>
+    </w:p>
+    <w:p>
+      <w:pPr>
+        <w:pStyle w:val="ListParagraph"/>
+        <w:numPr>
+          <w:ilvl w:val="1"/>
+          <w:numId w:val="6"/>
+        </w:numPr>
+        <w:spacing w:before="0" w:after="160" w:line="278" w:lineRule="auto"/>
+        <w:jc w:val="left"/>
+      </w:pPr>
+      <w:r>
+        <w:t xml:space="preserve">PHP </w:t>
+      </w:r>
+      <w:proofErr w:type="spellStart"/>
+      <w:r>
+        <w:t>menerima</w:t>
+      </w:r>
+      <w:proofErr w:type="spellEnd"/>
+      <w:r>
+        <w:t xml:space="preserve"> data tersebut </w:t>
+      </w:r>
+      <w:proofErr w:type="spellStart"/>
+      <w:r>
+        <w:t>melalui</w:t>
+      </w:r>
+      <w:proofErr w:type="spellEnd"/>
+      <w:r>
+        <w:t xml:space="preserve"> dan </w:t>
+      </w:r>
+      <w:proofErr w:type="spellStart"/>
+      <w:r>
+        <w:t>php</w:t>
+      </w:r>
+      <w:proofErr w:type="spellEnd"/>
+      <w:r>
+        <w:t xml:space="preserve"> </w:t>
+      </w:r>
+      <w:proofErr w:type="spellStart"/>
+      <w:r>
+        <w:t>mengecek</w:t>
+      </w:r>
+      <w:proofErr w:type="spellEnd"/>
+      <w:r>
+        <w:t xml:space="preserve"> </w:t>
+      </w:r>
+      <w:proofErr w:type="spellStart"/>
+      <w:r>
+        <w:t>apakah</w:t>
+      </w:r>
+      <w:proofErr w:type="spellEnd"/>
+      <w:r>
+        <w:t xml:space="preserve"> data cocok dengan</w:t>
+      </w:r>
+      <w:r>
+        <w:t xml:space="preserve"> session</w:t>
+      </w:r>
+      <w:r>
+        <w:t>.</w:t>
+      </w:r>
+    </w:p>
+    <w:p>
+      <w:pPr>
+        <w:pStyle w:val="ListParagraph"/>
+        <w:numPr>
+          <w:ilvl w:val="1"/>
+          <w:numId w:val="6"/>
+        </w:numPr>
+        <w:spacing w:before="0" w:after="160" w:line="278" w:lineRule="auto"/>
+        <w:jc w:val="left"/>
+      </w:pPr>
+      <w:r>
+        <w:t xml:space="preserve">Jika benar user </w:t>
+      </w:r>
+      <w:proofErr w:type="spellStart"/>
+      <w:r>
+        <w:t>akan</w:t>
+      </w:r>
+      <w:proofErr w:type="spellEnd"/>
+      <w:r>
+        <w:t xml:space="preserve"> </w:t>
+      </w:r>
+      <w:proofErr w:type="spellStart"/>
+      <w:r>
+        <w:t>diarahkan</w:t>
+      </w:r>
+      <w:proofErr w:type="spellEnd"/>
+      <w:r>
+        <w:t xml:space="preserve"> ke dashboard</w:t>
+      </w:r>
+    </w:p>
+    <w:p>
+      <w:pPr>
+        <w:pStyle w:val="ListParagraph"/>
+        <w:numPr>
+          <w:ilvl w:val="1"/>
+          <w:numId w:val="6"/>
+        </w:numPr>
+        <w:spacing w:before="0" w:after="160" w:line="278" w:lineRule="auto"/>
+        <w:jc w:val="left"/>
+      </w:pPr>
+      <w:r>
+        <w:t xml:space="preserve">Jika salah user </w:t>
+      </w:r>
+      <w:proofErr w:type="spellStart"/>
+      <w:r>
+        <w:t>akan</w:t>
+      </w:r>
+      <w:proofErr w:type="spellEnd"/>
+      <w:r>
+        <w:t xml:space="preserve"> </w:t>
+      </w:r>
+      <w:proofErr w:type="spellStart"/>
+      <w:r>
+        <w:t>melihat</w:t>
+      </w:r>
+      <w:proofErr w:type="spellEnd"/>
+      <w:r>
+        <w:t xml:space="preserve"> </w:t>
+      </w:r>
+      <w:proofErr w:type="spellStart"/>
+      <w:r>
+        <w:t>pesan</w:t>
+      </w:r>
+      <w:proofErr w:type="spellEnd"/>
+      <w:r>
+        <w:t xml:space="preserve"> login </w:t>
+      </w:r>
+      <w:proofErr w:type="spellStart"/>
+      <w:r>
+        <w:t>gagal</w:t>
+      </w:r>
+      <w:proofErr w:type="spellEnd"/>
+    </w:p>
+    <w:p>
+      <w:pPr>
+        <w:pStyle w:val="ListParagraph"/>
+        <w:numPr>
+          <w:ilvl w:val="0"/>
+          <w:numId w:val="6"/>
+        </w:numPr>
+        <w:spacing w:before="0" w:after="160" w:line="278" w:lineRule="auto"/>
+        <w:jc w:val="left"/>
+      </w:pPr>
+      <w:r>
+        <w:t xml:space="preserve">Gambar code register form </w:t>
+      </w:r>
+    </w:p>
+    <w:p>
+      <w:pPr>
+        <w:pStyle w:val="ListParagraph"/>
+        <w:numPr>
+          <w:ilvl w:val="1"/>
+          <w:numId w:val="6"/>
+        </w:numPr>
+        <w:spacing w:before="0" w:after="160" w:line="278" w:lineRule="auto"/>
+        <w:jc w:val="left"/>
+      </w:pPr>
+      <w:r>
+        <w:t xml:space="preserve">Form </w:t>
+      </w:r>
+      <w:proofErr w:type="spellStart"/>
+      <w:r>
+        <w:t>mengirim</w:t>
+      </w:r>
+      <w:proofErr w:type="spellEnd"/>
+      <w:r>
+        <w:t xml:space="preserve"> data ke </w:t>
+      </w:r>
+      <w:proofErr w:type="spellStart"/>
+      <w:r>
+        <w:t>php</w:t>
+      </w:r>
+      <w:proofErr w:type="spellEnd"/>
+      <w:r>
+        <w:t xml:space="preserve"> menggunakan post</w:t>
+      </w:r>
+    </w:p>
+    <w:p>
+      <w:pPr>
+        <w:pStyle w:val="ListParagraph"/>
+        <w:numPr>
+          <w:ilvl w:val="1"/>
+          <w:numId w:val="6"/>
+        </w:numPr>
+        <w:spacing w:before="0" w:after="160" w:line="278" w:lineRule="auto"/>
+        <w:jc w:val="left"/>
+      </w:pPr>
+      <w:r>
+        <w:t xml:space="preserve">PHP </w:t>
+      </w:r>
+      <w:proofErr w:type="spellStart"/>
+      <w:r>
+        <w:t>menerima</w:t>
+      </w:r>
+      <w:proofErr w:type="spellEnd"/>
+      <w:r>
+        <w:t xml:space="preserve"> data tersebut dan </w:t>
+      </w:r>
+      <w:proofErr w:type="spellStart"/>
+      <w:r>
+        <w:t>php</w:t>
+      </w:r>
+      <w:proofErr w:type="spellEnd"/>
+      <w:r>
+        <w:t xml:space="preserve"> </w:t>
+      </w:r>
+      <w:proofErr w:type="spellStart"/>
+      <w:r>
+        <w:t>menyimpan</w:t>
+      </w:r>
+      <w:proofErr w:type="spellEnd"/>
+      <w:r>
+        <w:t xml:space="preserve"> data tersebut ke dalam session</w:t>
+      </w:r>
+    </w:p>
+    <w:p>
+      <w:pPr>
+        <w:pStyle w:val="ListParagraph"/>
+        <w:numPr>
+          <w:ilvl w:val="0"/>
+          <w:numId w:val="6"/>
+        </w:numPr>
+        <w:spacing w:before="0" w:after="160" w:line="278" w:lineRule="auto"/>
+        <w:jc w:val="left"/>
+      </w:pPr>
+      <w:r>
+        <w:t>Gambar code forgot password form</w:t>
+      </w:r>
+    </w:p>
+    <w:p>
+      <w:pPr>
+        <w:pStyle w:val="ListParagraph"/>
+        <w:numPr>
+          <w:ilvl w:val="1"/>
+          <w:numId w:val="6"/>
+        </w:numPr>
+        <w:spacing w:before="0" w:after="160" w:line="278" w:lineRule="auto"/>
+        <w:jc w:val="left"/>
+      </w:pPr>
+      <w:r>
+        <w:t xml:space="preserve">Form </w:t>
+      </w:r>
+      <w:proofErr w:type="spellStart"/>
+      <w:r>
+        <w:t>mengirim</w:t>
+      </w:r>
+      <w:proofErr w:type="spellEnd"/>
+      <w:r>
+        <w:t xml:space="preserve"> data ke </w:t>
+      </w:r>
+      <w:proofErr w:type="spellStart"/>
+      <w:r>
+        <w:t>php</w:t>
+      </w:r>
+      <w:proofErr w:type="spellEnd"/>
+      <w:r>
+        <w:t xml:space="preserve"> </w:t>
+      </w:r>
+      <w:r>
+        <w:t xml:space="preserve">menggunakan </w:t>
+      </w:r>
+      <w:r>
+        <w:t>post</w:t>
+      </w:r>
+    </w:p>
+    <w:p>
+      <w:pPr>
+        <w:pStyle w:val="ListParagraph"/>
+        <w:numPr>
+          <w:ilvl w:val="1"/>
+          <w:numId w:val="6"/>
+        </w:numPr>
+        <w:spacing w:before="0" w:after="160" w:line="278" w:lineRule="auto"/>
+        <w:jc w:val="left"/>
+      </w:pPr>
+      <w:r>
+        <w:t xml:space="preserve">PHP </w:t>
+      </w:r>
+      <w:proofErr w:type="spellStart"/>
+      <w:r>
+        <w:t>menerima</w:t>
+      </w:r>
+      <w:proofErr w:type="spellEnd"/>
+      <w:r>
+        <w:t xml:space="preserve"> data tersebut </w:t>
+      </w:r>
+      <w:proofErr w:type="spellStart"/>
+      <w:r>
+        <w:t>melalui</w:t>
+      </w:r>
+      <w:proofErr w:type="spellEnd"/>
+      <w:r>
+        <w:t xml:space="preserve"> dan </w:t>
+      </w:r>
+      <w:proofErr w:type="spellStart"/>
+      <w:r>
+        <w:t>php</w:t>
+      </w:r>
+      <w:proofErr w:type="spellEnd"/>
+      <w:r>
+        <w:t xml:space="preserve"> </w:t>
+      </w:r>
+      <w:proofErr w:type="spellStart"/>
+      <w:r>
+        <w:t>mengecek</w:t>
+      </w:r>
+      <w:proofErr w:type="spellEnd"/>
+      <w:r>
+        <w:t xml:space="preserve"> </w:t>
+      </w:r>
+      <w:proofErr w:type="spellStart"/>
+      <w:r>
+        <w:t>apakah</w:t>
+      </w:r>
+      <w:proofErr w:type="spellEnd"/>
+      <w:r>
+        <w:t xml:space="preserve"> data cocok dengan</w:t>
+      </w:r>
+      <w:r>
+        <w:t xml:space="preserve"> session</w:t>
+      </w:r>
+      <w:r>
+        <w:t>.</w:t>
+      </w:r>
+    </w:p>
+    <w:p>
+      <w:pPr>
+        <w:pStyle w:val="ListParagraph"/>
+        <w:numPr>
+          <w:ilvl w:val="1"/>
+          <w:numId w:val="6"/>
+        </w:numPr>
+        <w:spacing w:before="0" w:after="160" w:line="278" w:lineRule="auto"/>
+        <w:jc w:val="left"/>
+      </w:pPr>
+      <w:r>
+        <w:t xml:space="preserve">Jika benar user </w:t>
+      </w:r>
+      <w:proofErr w:type="spellStart"/>
+      <w:r>
+        <w:t>akan</w:t>
+      </w:r>
+      <w:proofErr w:type="spellEnd"/>
+      <w:r>
+        <w:t xml:space="preserve"> </w:t>
+      </w:r>
+      <w:proofErr w:type="spellStart"/>
+      <w:r>
+        <w:t>melihat</w:t>
+      </w:r>
+      <w:proofErr w:type="spellEnd"/>
+      <w:r>
+        <w:t xml:space="preserve"> </w:t>
+      </w:r>
+      <w:proofErr w:type="spellStart"/>
+      <w:r>
+        <w:t>pesan</w:t>
+      </w:r>
+      <w:proofErr w:type="spellEnd"/>
+      <w:r>
+        <w:t xml:space="preserve"> </w:t>
+      </w:r>
+      <w:r>
+        <w:t xml:space="preserve">"Link reset password </w:t>
+      </w:r>
+      <w:proofErr w:type="spellStart"/>
+      <w:r>
+        <w:t>telah</w:t>
+      </w:r>
+      <w:proofErr w:type="spellEnd"/>
+      <w:r>
+        <w:t xml:space="preserve"> </w:t>
+      </w:r>
+      <w:proofErr w:type="spellStart"/>
+      <w:r>
+        <w:t>dikirim</w:t>
+      </w:r>
+      <w:proofErr w:type="spellEnd"/>
+      <w:r>
+        <w:t xml:space="preserve"> ke email (</w:t>
+      </w:r>
+      <w:proofErr w:type="spellStart"/>
+      <w:r>
+        <w:t>simulasi</w:t>
+      </w:r>
+      <w:proofErr w:type="spellEnd"/>
+      <w:r>
+        <w:t>)."</w:t>
+      </w:r>
+    </w:p>
+    <w:p>
+      <w:pPr>
+        <w:pStyle w:val="ListParagraph"/>
+        <w:numPr>
+          <w:ilvl w:val="1"/>
+          <w:numId w:val="6"/>
+        </w:numPr>
+        <w:spacing w:before="0" w:after="160" w:line="278" w:lineRule="auto"/>
+        <w:jc w:val="left"/>
+      </w:pPr>
+      <w:r>
+        <w:t xml:space="preserve">Jika salah user </w:t>
+      </w:r>
+      <w:proofErr w:type="spellStart"/>
+      <w:r>
+        <w:t>akan</w:t>
+      </w:r>
+      <w:proofErr w:type="spellEnd"/>
+      <w:r>
+        <w:t xml:space="preserve"> </w:t>
+      </w:r>
+      <w:proofErr w:type="spellStart"/>
+      <w:r>
+        <w:t>melihat</w:t>
+      </w:r>
+      <w:proofErr w:type="spellEnd"/>
+      <w:r>
+        <w:t xml:space="preserve"> </w:t>
+      </w:r>
+      <w:proofErr w:type="spellStart"/>
+      <w:r>
+        <w:t>pesan</w:t>
+      </w:r>
+      <w:proofErr w:type="spellEnd"/>
+      <w:r>
+        <w:t xml:space="preserve"> </w:t>
+      </w:r>
+      <w:r>
+        <w:t xml:space="preserve">“email tidak </w:t>
+      </w:r>
+      <w:proofErr w:type="spellStart"/>
+      <w:r>
+        <w:t>ditemukan</w:t>
+      </w:r>
+      <w:proofErr w:type="spellEnd"/>
+      <w:r>
+        <w:t>”</w:t>
+      </w:r>
+    </w:p>
+    <w:p>
+      <w:pPr>
+        <w:pStyle w:val="ListParagraph"/>
+        <w:numPr>
+          <w:ilvl w:val="0"/>
+          <w:numId w:val="6"/>
+        </w:numPr>
+        <w:spacing w:before="0" w:after="160" w:line="278" w:lineRule="auto"/>
+        <w:jc w:val="left"/>
+      </w:pPr>
+      <w:r>
+        <w:t xml:space="preserve">Gambar code </w:t>
+      </w:r>
+      <w:proofErr w:type="spellStart"/>
+      <w:r>
+        <w:t>pesan</w:t>
+      </w:r>
+      <w:proofErr w:type="spellEnd"/>
+      <w:r>
+        <w:t xml:space="preserve"> </w:t>
+      </w:r>
+      <w:proofErr w:type="spellStart"/>
+      <w:r>
+        <w:t>notifikasi</w:t>
+      </w:r>
+      <w:proofErr w:type="spellEnd"/>
+    </w:p>
+    <w:p>
+      <w:pPr>
+        <w:pStyle w:val="ListParagraph"/>
+        <w:numPr>
+          <w:ilvl w:val="1"/>
+          <w:numId w:val="6"/>
+        </w:numPr>
+        <w:spacing w:before="0" w:after="160" w:line="278" w:lineRule="auto"/>
+        <w:jc w:val="left"/>
+      </w:pPr>
+      <w:proofErr w:type="gramStart"/>
+      <w:r>
+        <w:t>if(</w:t>
+      </w:r>
+      <w:proofErr w:type="gramEnd"/>
+      <w:r>
+        <w:t>$message != "")</w:t>
+      </w:r>
+      <w:r>
+        <w:t xml:space="preserve"> digunakan </w:t>
+      </w:r>
+      <w:proofErr w:type="spellStart"/>
+      <w:r>
+        <w:t>mengecek</w:t>
+      </w:r>
+      <w:proofErr w:type="spellEnd"/>
+      <w:r>
+        <w:t xml:space="preserve"> </w:t>
+      </w:r>
+      <w:proofErr w:type="spellStart"/>
+      <w:r>
+        <w:t>apakah</w:t>
+      </w:r>
+      <w:proofErr w:type="spellEnd"/>
+      <w:r>
+        <w:t xml:space="preserve"> variable $message </w:t>
+      </w:r>
+      <w:proofErr w:type="spellStart"/>
+      <w:r>
+        <w:t>memiliki</w:t>
+      </w:r>
+      <w:proofErr w:type="spellEnd"/>
+      <w:r>
+        <w:t xml:space="preserve"> </w:t>
+      </w:r>
+      <w:proofErr w:type="spellStart"/>
+      <w:r>
+        <w:t>isi</w:t>
+      </w:r>
+      <w:proofErr w:type="spellEnd"/>
+      <w:r>
+        <w:t xml:space="preserve"> atau tidak</w:t>
+      </w:r>
+    </w:p>
+    <w:p>
+      <w:pPr>
+        <w:pStyle w:val="ListParagraph"/>
+        <w:numPr>
+          <w:ilvl w:val="1"/>
+          <w:numId w:val="6"/>
+        </w:numPr>
+        <w:spacing w:before="0" w:after="160" w:line="278" w:lineRule="auto"/>
+        <w:jc w:val="left"/>
+      </w:pPr>
+      <w:proofErr w:type="spellStart"/>
+      <w:r>
+        <w:t>jika</w:t>
+      </w:r>
+      <w:proofErr w:type="spellEnd"/>
+      <w:r>
+        <w:t xml:space="preserve"> $message tidak </w:t>
+      </w:r>
+      <w:proofErr w:type="spellStart"/>
+      <w:r>
+        <w:t>kosong</w:t>
+      </w:r>
+      <w:proofErr w:type="spellEnd"/>
+      <w:r>
+        <w:t xml:space="preserve"> </w:t>
+      </w:r>
+      <w:proofErr w:type="spellStart"/>
+      <w:r>
+        <w:t>pesan</w:t>
+      </w:r>
+      <w:proofErr w:type="spellEnd"/>
+      <w:r>
+        <w:t xml:space="preserve"> </w:t>
+      </w:r>
+      <w:proofErr w:type="spellStart"/>
+      <w:r>
+        <w:t>akan</w:t>
+      </w:r>
+      <w:proofErr w:type="spellEnd"/>
+      <w:r>
+        <w:t xml:space="preserve"> </w:t>
+      </w:r>
+      <w:proofErr w:type="spellStart"/>
+      <w:r>
+        <w:t>ditampilkan</w:t>
+      </w:r>
+      <w:proofErr w:type="spellEnd"/>
+    </w:p>
+    <w:p>
+      <w:pPr>
+        <w:pStyle w:val="ListParagraph"/>
+        <w:numPr>
+          <w:ilvl w:val="1"/>
+          <w:numId w:val="6"/>
+        </w:numPr>
+        <w:spacing w:before="0" w:after="160" w:line="278" w:lineRule="auto"/>
+        <w:jc w:val="left"/>
+      </w:pPr>
+      <w:proofErr w:type="spellStart"/>
+      <w:r>
+        <w:t>jika</w:t>
+      </w:r>
+      <w:proofErr w:type="spellEnd"/>
+      <w:r>
+        <w:t xml:space="preserve"> $message </w:t>
+      </w:r>
+      <w:proofErr w:type="spellStart"/>
+      <w:r>
+        <w:t>kosong</w:t>
+      </w:r>
+      <w:proofErr w:type="spellEnd"/>
+      <w:r>
+        <w:t xml:space="preserve"> tidak </w:t>
+      </w:r>
+      <w:proofErr w:type="spellStart"/>
+      <w:r>
+        <w:t>ada</w:t>
+      </w:r>
+      <w:proofErr w:type="spellEnd"/>
+      <w:r>
+        <w:t xml:space="preserve"> </w:t>
+      </w:r>
+      <w:proofErr w:type="spellStart"/>
+      <w:r>
+        <w:t>pesan</w:t>
+      </w:r>
+      <w:proofErr w:type="spellEnd"/>
+      <w:r>
+        <w:t xml:space="preserve"> yang </w:t>
+      </w:r>
+      <w:proofErr w:type="spellStart"/>
+      <w:r>
+        <w:t>ditampilkan</w:t>
+      </w:r>
+      <w:proofErr w:type="spellEnd"/>
+    </w:p>
+    <w:p>
+      <w:pPr>
+        <w:spacing w:before="0" w:after="160" w:line="278" w:lineRule="auto"/>
+        <w:jc w:val="left"/>
+      </w:pPr>
+    </w:p>
+    <w:p>
+      <w:pPr>
+        <w:spacing w:before="0" w:after="160" w:line="278" w:lineRule="auto"/>
+        <w:jc w:val="left"/>
+      </w:pPr>
+    </w:p>
+    <w:p>
+      <w:pPr>
+        <w:pStyle w:val="ListParagraph"/>
+        <w:spacing w:before="0" w:after="160" w:line="278" w:lineRule="auto"/>
+        <w:jc w:val="left"/>
+      </w:pPr>
+    </w:p>
+    <w:p>
+      <w:pPr>
+        <w:spacing w:before="0" w:after="160" w:line="278" w:lineRule="auto"/>
+        <w:jc w:val="left"/>
+      </w:pPr>
+      <w:r>
+        <w:lastRenderedPageBreak/>
+        <w:t>ANALISIS TUGAS PRAKTIKUM 2</w:t>
+      </w:r>
+    </w:p>
+    <w:p>
+      <w:pPr>
+        <w:pStyle w:val="ListParagraph"/>
+        <w:numPr>
+          <w:ilvl w:val="0"/>
+          <w:numId w:val="10"/>
+        </w:numPr>
+        <w:spacing w:before="0" w:after="160" w:line="278" w:lineRule="auto"/>
+        <w:jc w:val="left"/>
+      </w:pPr>
+      <w:proofErr w:type="spellStart"/>
+      <w:r>
+        <w:t>session_</w:t>
+      </w:r>
+      <w:proofErr w:type="gramStart"/>
+      <w:r>
+        <w:t>start</w:t>
+      </w:r>
+      <w:proofErr w:type="spellEnd"/>
+      <w:r>
+        <w:t>(</w:t>
+      </w:r>
+      <w:proofErr w:type="gramEnd"/>
+      <w:r>
+        <w:t>);</w:t>
+      </w:r>
+      <w:r>
+        <w:t xml:space="preserve"> </w:t>
+      </w:r>
+      <w:r>
+        <w:t xml:space="preserve">berfungsi untuk </w:t>
+      </w:r>
+      <w:proofErr w:type="spellStart"/>
+      <w:r>
+        <w:t>menyimpan</w:t>
+      </w:r>
+      <w:proofErr w:type="spellEnd"/>
+      <w:r>
+        <w:t xml:space="preserve"> data sementara di server</w:t>
+      </w:r>
+    </w:p>
+    <w:p>
+      <w:pPr>
+        <w:pStyle w:val="ListParagraph"/>
+        <w:numPr>
+          <w:ilvl w:val="0"/>
+          <w:numId w:val="10"/>
+        </w:numPr>
+        <w:spacing w:before="0" w:after="160" w:line="278" w:lineRule="auto"/>
+        <w:jc w:val="left"/>
+      </w:pPr>
+      <w:r>
+        <w:t>if (</w:t>
+      </w:r>
+      <w:proofErr w:type="spellStart"/>
+      <w:r>
+        <w:t>isset</w:t>
+      </w:r>
+      <w:proofErr w:type="spellEnd"/>
+      <w:r>
+        <w:t>($_POST['login']))</w:t>
+      </w:r>
+      <w:r>
+        <w:t xml:space="preserve"> </w:t>
+      </w:r>
+      <w:proofErr w:type="spellStart"/>
+      <w:r>
+        <w:t>jika</w:t>
+      </w:r>
+      <w:proofErr w:type="spellEnd"/>
+      <w:r>
+        <w:t xml:space="preserve"> tombol login </w:t>
+      </w:r>
+      <w:proofErr w:type="spellStart"/>
+      <w:r>
+        <w:t>ditekan</w:t>
+      </w:r>
+      <w:proofErr w:type="spellEnd"/>
+      <w:r>
+        <w:t xml:space="preserve"> </w:t>
+      </w:r>
+      <w:proofErr w:type="spellStart"/>
+      <w:r>
+        <w:t>maka</w:t>
+      </w:r>
+      <w:proofErr w:type="spellEnd"/>
+      <w:r>
+        <w:t xml:space="preserve"> proses ini </w:t>
+      </w:r>
+      <w:proofErr w:type="spellStart"/>
+      <w:r>
+        <w:t>akan</w:t>
+      </w:r>
+      <w:proofErr w:type="spellEnd"/>
+      <w:r>
+        <w:t xml:space="preserve"> </w:t>
+      </w:r>
+      <w:proofErr w:type="spellStart"/>
+      <w:r>
+        <w:t>dijalankan</w:t>
+      </w:r>
+      <w:proofErr w:type="spellEnd"/>
+    </w:p>
+    <w:p>
+      <w:pPr>
+        <w:pStyle w:val="ListParagraph"/>
+        <w:numPr>
+          <w:ilvl w:val="0"/>
+          <w:numId w:val="10"/>
+        </w:numPr>
+        <w:spacing w:before="0" w:after="160" w:line="278" w:lineRule="auto"/>
+        <w:jc w:val="left"/>
+      </w:pPr>
+      <w:r>
+        <w:t>$</w:t>
+      </w:r>
+      <w:proofErr w:type="spellStart"/>
+      <w:r>
+        <w:t>userame</w:t>
+      </w:r>
+      <w:proofErr w:type="spellEnd"/>
+      <w:r>
+        <w:t xml:space="preserve"> dan $password adalah data dummy untuk login</w:t>
+      </w:r>
+    </w:p>
+    <w:p>
+      <w:pPr>
+        <w:pStyle w:val="ListParagraph"/>
+        <w:numPr>
+          <w:ilvl w:val="0"/>
+          <w:numId w:val="10"/>
+        </w:numPr>
+        <w:spacing w:before="0" w:after="160" w:line="278" w:lineRule="auto"/>
+        <w:jc w:val="left"/>
+      </w:pPr>
+      <w:r>
+        <w:t>if ($_POST['username'] == $username &amp;&amp; $_POST['password'] == $password)</w:t>
+      </w:r>
+      <w:r>
+        <w:t xml:space="preserve"> untuk </w:t>
+      </w:r>
+      <w:proofErr w:type="spellStart"/>
+      <w:r>
+        <w:t>mengecek</w:t>
+      </w:r>
+      <w:proofErr w:type="spellEnd"/>
+      <w:r>
+        <w:t xml:space="preserve"> username dan password yang </w:t>
+      </w:r>
+      <w:proofErr w:type="spellStart"/>
+      <w:r>
+        <w:t>dimasukkan</w:t>
+      </w:r>
+      <w:proofErr w:type="spellEnd"/>
+      <w:r>
+        <w:t xml:space="preserve"> oleh user</w:t>
+      </w:r>
+    </w:p>
+    <w:p>
+      <w:pPr>
+        <w:pStyle w:val="ListParagraph"/>
+        <w:numPr>
+          <w:ilvl w:val="0"/>
+          <w:numId w:val="10"/>
+        </w:numPr>
+        <w:spacing w:before="0" w:after="160" w:line="278" w:lineRule="auto"/>
+        <w:jc w:val="left"/>
+      </w:pPr>
+      <w:r>
+        <w:t>$_SESSION['login'] = true;</w:t>
+      </w:r>
+      <w:r>
+        <w:t xml:space="preserve"> </w:t>
+      </w:r>
+      <w:proofErr w:type="spellStart"/>
+      <w:r>
+        <w:t>j</w:t>
+      </w:r>
+      <w:r>
+        <w:t>ika</w:t>
+      </w:r>
+      <w:proofErr w:type="spellEnd"/>
+      <w:r>
+        <w:t xml:space="preserve"> login berhasil, </w:t>
+      </w:r>
+      <w:proofErr w:type="spellStart"/>
+      <w:r>
+        <w:t>sistem</w:t>
+      </w:r>
+      <w:proofErr w:type="spellEnd"/>
+      <w:r>
+        <w:t xml:space="preserve"> </w:t>
+      </w:r>
+      <w:proofErr w:type="spellStart"/>
+      <w:r>
+        <w:t>menyimpan</w:t>
+      </w:r>
+      <w:proofErr w:type="spellEnd"/>
+      <w:r>
+        <w:t xml:space="preserve"> status login di </w:t>
+      </w:r>
+      <w:r>
+        <w:t>session</w:t>
+      </w:r>
+      <w:r>
+        <w:t>.</w:t>
+      </w:r>
+    </w:p>
+    <w:p>
+      <w:pPr>
+        <w:pStyle w:val="ListParagraph"/>
+        <w:numPr>
+          <w:ilvl w:val="0"/>
+          <w:numId w:val="10"/>
+        </w:numPr>
+        <w:spacing w:before="0" w:after="160" w:line="278" w:lineRule="auto"/>
+        <w:jc w:val="left"/>
+      </w:pPr>
+      <w:r>
+        <w:t xml:space="preserve">$error = "Login </w:t>
+      </w:r>
+      <w:proofErr w:type="spellStart"/>
+      <w:r>
+        <w:t>gagal</w:t>
+      </w:r>
+      <w:proofErr w:type="spellEnd"/>
+      <w:r>
+        <w:t>";</w:t>
+      </w:r>
+      <w:r>
+        <w:t xml:space="preserve"> </w:t>
+      </w:r>
+      <w:proofErr w:type="spellStart"/>
+      <w:r>
+        <w:t>jika</w:t>
+      </w:r>
+      <w:proofErr w:type="spellEnd"/>
+      <w:r>
+        <w:t xml:space="preserve"> </w:t>
+      </w:r>
+      <w:r>
+        <w:t xml:space="preserve">username atau password salah, </w:t>
+      </w:r>
+      <w:proofErr w:type="spellStart"/>
+      <w:r>
+        <w:t>maka</w:t>
+      </w:r>
+      <w:proofErr w:type="spellEnd"/>
+      <w:r>
+        <w:t xml:space="preserve"> </w:t>
+      </w:r>
+      <w:proofErr w:type="spellStart"/>
+      <w:r>
+        <w:t>akan</w:t>
+      </w:r>
+      <w:proofErr w:type="spellEnd"/>
+      <w:r>
+        <w:t xml:space="preserve"> muncul </w:t>
+      </w:r>
+      <w:proofErr w:type="spellStart"/>
+      <w:r>
+        <w:t>pesan</w:t>
+      </w:r>
+      <w:proofErr w:type="spellEnd"/>
+      <w:r>
+        <w:t xml:space="preserve"> Login </w:t>
+      </w:r>
+      <w:proofErr w:type="spellStart"/>
+      <w:r>
+        <w:t>gagal</w:t>
+      </w:r>
+      <w:proofErr w:type="spellEnd"/>
+      <w:r>
+        <w:t>.</w:t>
+      </w:r>
+    </w:p>
+    <w:p>
+      <w:pPr>
+        <w:pStyle w:val="ListParagraph"/>
+        <w:numPr>
+          <w:ilvl w:val="0"/>
+          <w:numId w:val="10"/>
+        </w:numPr>
+        <w:spacing w:before="0" w:after="160" w:line="278" w:lineRule="auto"/>
+        <w:jc w:val="left"/>
+      </w:pPr>
+      <w:r>
+        <w:t>if (</w:t>
+      </w:r>
+      <w:proofErr w:type="spellStart"/>
+      <w:r>
+        <w:t>isset</w:t>
+      </w:r>
+      <w:proofErr w:type="spellEnd"/>
+      <w:r>
+        <w:t xml:space="preserve">($_GET['logout'])) </w:t>
+      </w:r>
+      <w:proofErr w:type="spellStart"/>
+      <w:r>
+        <w:t>jika</w:t>
+      </w:r>
+      <w:proofErr w:type="spellEnd"/>
+      <w:r>
+        <w:t xml:space="preserve"> tombol logout </w:t>
+      </w:r>
+      <w:proofErr w:type="spellStart"/>
+      <w:r>
+        <w:t>ditekan</w:t>
+      </w:r>
+      <w:proofErr w:type="spellEnd"/>
+      <w:r>
+        <w:t xml:space="preserve"> </w:t>
+      </w:r>
+      <w:proofErr w:type="spellStart"/>
+      <w:r>
+        <w:t>maka</w:t>
+      </w:r>
+      <w:proofErr w:type="spellEnd"/>
+      <w:r>
+        <w:t xml:space="preserve"> proses ini </w:t>
+      </w:r>
+      <w:proofErr w:type="spellStart"/>
+      <w:r>
+        <w:t>akan</w:t>
+      </w:r>
+      <w:proofErr w:type="spellEnd"/>
+      <w:r>
+        <w:t xml:space="preserve"> </w:t>
+      </w:r>
+      <w:proofErr w:type="spellStart"/>
+      <w:r>
+        <w:t>dijalankan</w:t>
+      </w:r>
+      <w:proofErr w:type="spellEnd"/>
+    </w:p>
+    <w:p>
+      <w:pPr>
+        <w:pStyle w:val="ListParagraph"/>
+        <w:numPr>
+          <w:ilvl w:val="0"/>
+          <w:numId w:val="10"/>
+        </w:numPr>
+        <w:spacing w:before="0" w:after="160" w:line="278" w:lineRule="auto"/>
+        <w:jc w:val="left"/>
+      </w:pPr>
+      <w:proofErr w:type="spellStart"/>
+      <w:r>
+        <w:t>session_</w:t>
+      </w:r>
+      <w:proofErr w:type="gramStart"/>
+      <w:r>
+        <w:t>destroy</w:t>
+      </w:r>
+      <w:proofErr w:type="spellEnd"/>
+      <w:r>
+        <w:t>(</w:t>
+      </w:r>
+      <w:proofErr w:type="gramEnd"/>
+      <w:r>
+        <w:t>);</w:t>
+      </w:r>
+      <w:r>
+        <w:t xml:space="preserve"> berfungsi </w:t>
+      </w:r>
+      <w:r>
+        <w:t xml:space="preserve">untuk </w:t>
+      </w:r>
+      <w:proofErr w:type="spellStart"/>
+      <w:r>
+        <w:t>menghapus</w:t>
+      </w:r>
+      <w:proofErr w:type="spellEnd"/>
+      <w:r>
+        <w:t xml:space="preserve"> semua data session.</w:t>
+      </w:r>
+    </w:p>
+    <w:p>
+      <w:pPr>
+        <w:pStyle w:val="ListParagraph"/>
+        <w:numPr>
+          <w:ilvl w:val="0"/>
+          <w:numId w:val="10"/>
+        </w:numPr>
+        <w:spacing w:before="0" w:after="160" w:line="278" w:lineRule="auto"/>
+        <w:jc w:val="left"/>
+      </w:pPr>
+      <w:proofErr w:type="gramStart"/>
+      <w:r>
+        <w:t>header(</w:t>
+      </w:r>
+      <w:proofErr w:type="gramEnd"/>
+      <w:r>
+        <w:t xml:space="preserve">) digunakan untuk </w:t>
+      </w:r>
+      <w:proofErr w:type="spellStart"/>
+      <w:r>
+        <w:t>mengarahkan</w:t>
+      </w:r>
+      <w:proofErr w:type="spellEnd"/>
+      <w:r>
+        <w:t xml:space="preserve"> ulang </w:t>
+      </w:r>
+      <w:proofErr w:type="spellStart"/>
+      <w:r>
+        <w:t>halaman</w:t>
+      </w:r>
+      <w:proofErr w:type="spellEnd"/>
+      <w:r>
+        <w:t xml:space="preserve"> dan </w:t>
+      </w:r>
+      <w:r>
+        <w:t xml:space="preserve">$_SERVER['PHP_SELF'] berarti </w:t>
+      </w:r>
+      <w:proofErr w:type="spellStart"/>
+      <w:r>
+        <w:t>kembali</w:t>
+      </w:r>
+      <w:proofErr w:type="spellEnd"/>
+      <w:r>
+        <w:t xml:space="preserve"> ke </w:t>
+      </w:r>
+      <w:proofErr w:type="spellStart"/>
+      <w:r>
+        <w:t>halaman</w:t>
+      </w:r>
+      <w:proofErr w:type="spellEnd"/>
+      <w:r>
+        <w:t xml:space="preserve"> yang </w:t>
+      </w:r>
+      <w:proofErr w:type="spellStart"/>
+      <w:r>
+        <w:t>sama</w:t>
+      </w:r>
+      <w:proofErr w:type="spellEnd"/>
+      <w:r>
+        <w:t>.</w:t>
+      </w:r>
+    </w:p>
+    <w:p>
+      <w:pPr>
+        <w:pStyle w:val="ListParagraph"/>
+        <w:numPr>
+          <w:ilvl w:val="0"/>
+          <w:numId w:val="10"/>
+        </w:numPr>
+        <w:spacing w:before="0" w:after="160" w:line="278" w:lineRule="auto"/>
+        <w:jc w:val="left"/>
+      </w:pPr>
+      <w:r>
+        <w:t>if (</w:t>
+      </w:r>
+      <w:proofErr w:type="spellStart"/>
+      <w:r>
+        <w:t>isset</w:t>
+      </w:r>
+      <w:proofErr w:type="spellEnd"/>
+      <w:r>
+        <w:t>($_POST['</w:t>
+      </w:r>
+      <w:proofErr w:type="spellStart"/>
+      <w:r>
+        <w:t>tambah</w:t>
+      </w:r>
+      <w:proofErr w:type="spellEnd"/>
+      <w:r>
+        <w:t xml:space="preserve">'])) </w:t>
+      </w:r>
+      <w:proofErr w:type="spellStart"/>
+      <w:r>
+        <w:t>jika</w:t>
+      </w:r>
+      <w:proofErr w:type="spellEnd"/>
+      <w:r>
+        <w:t xml:space="preserve"> tombol </w:t>
+      </w:r>
+      <w:proofErr w:type="spellStart"/>
+      <w:r>
+        <w:t>tambah</w:t>
+      </w:r>
+      <w:proofErr w:type="spellEnd"/>
+      <w:r>
+        <w:t xml:space="preserve"> </w:t>
+      </w:r>
+      <w:proofErr w:type="spellStart"/>
+      <w:r>
+        <w:t>ditekan</w:t>
+      </w:r>
+      <w:proofErr w:type="spellEnd"/>
+      <w:r>
+        <w:t xml:space="preserve"> </w:t>
+      </w:r>
+      <w:proofErr w:type="spellStart"/>
+      <w:r>
+        <w:t>maka</w:t>
+      </w:r>
+      <w:proofErr w:type="spellEnd"/>
+      <w:r>
+        <w:t xml:space="preserve"> proses ini </w:t>
+      </w:r>
+      <w:proofErr w:type="spellStart"/>
+      <w:r>
+        <w:t>akan</w:t>
+      </w:r>
+      <w:proofErr w:type="spellEnd"/>
+      <w:r>
+        <w:t xml:space="preserve"> </w:t>
+      </w:r>
+      <w:proofErr w:type="spellStart"/>
+      <w:r>
+        <w:t>dijalankan</w:t>
+      </w:r>
+      <w:proofErr w:type="spellEnd"/>
+    </w:p>
+    <w:p>
+      <w:pPr>
+        <w:pStyle w:val="ListParagraph"/>
+        <w:numPr>
+          <w:ilvl w:val="0"/>
+          <w:numId w:val="10"/>
+        </w:numPr>
+        <w:spacing w:before="0" w:after="160" w:line="278" w:lineRule="auto"/>
+        <w:jc w:val="left"/>
+      </w:pPr>
+      <w:r>
+        <w:t xml:space="preserve">$data berfungsi untuk </w:t>
+      </w:r>
+      <w:proofErr w:type="spellStart"/>
+      <w:r>
+        <w:t>mengambil</w:t>
+      </w:r>
+      <w:proofErr w:type="spellEnd"/>
+      <w:r>
+        <w:t xml:space="preserve"> data </w:t>
+      </w:r>
+      <w:proofErr w:type="spellStart"/>
+      <w:r>
+        <w:t>dari</w:t>
+      </w:r>
+      <w:proofErr w:type="spellEnd"/>
+      <w:r>
+        <w:t xml:space="preserve"> form </w:t>
+      </w:r>
+      <w:proofErr w:type="spellStart"/>
+      <w:r>
+        <w:t>lalu</w:t>
+      </w:r>
+      <w:proofErr w:type="spellEnd"/>
+      <w:r>
+        <w:t xml:space="preserve"> </w:t>
+      </w:r>
+      <w:proofErr w:type="spellStart"/>
+      <w:r>
+        <w:t>disimpan</w:t>
+      </w:r>
+      <w:proofErr w:type="spellEnd"/>
+      <w:r>
+        <w:t xml:space="preserve"> ke dalam array</w:t>
+      </w:r>
+    </w:p>
+    <w:p>
+      <w:pPr>
+        <w:pStyle w:val="ListParagraph"/>
+        <w:numPr>
+          <w:ilvl w:val="0"/>
+          <w:numId w:val="10"/>
+        </w:numPr>
+        <w:spacing w:before="0" w:after="160" w:line="278" w:lineRule="auto"/>
+        <w:jc w:val="left"/>
+      </w:pPr>
+      <w:r>
+        <w:t>$_SESSION['</w:t>
+      </w:r>
+      <w:proofErr w:type="spellStart"/>
+      <w:r>
+        <w:t>produk</w:t>
+      </w:r>
+      <w:proofErr w:type="spellEnd"/>
+      <w:proofErr w:type="gramStart"/>
+      <w:r>
+        <w:t>'][</w:t>
+      </w:r>
+      <w:proofErr w:type="gramEnd"/>
+      <w:r>
+        <w:t>] = $data;</w:t>
+      </w:r>
+      <w:r>
+        <w:t xml:space="preserve"> berfungsi untuk </w:t>
+      </w:r>
+      <w:proofErr w:type="spellStart"/>
+      <w:r>
+        <w:t>menyimpan</w:t>
+      </w:r>
+      <w:proofErr w:type="spellEnd"/>
+      <w:r>
+        <w:t xml:space="preserve"> data </w:t>
+      </w:r>
+      <w:proofErr w:type="spellStart"/>
+      <w:r>
+        <w:t>produk</w:t>
+      </w:r>
+      <w:proofErr w:type="spellEnd"/>
+      <w:r>
+        <w:t xml:space="preserve"> ke dalam </w:t>
+      </w:r>
+      <w:r>
+        <w:t>session</w:t>
+      </w:r>
+      <w:r>
+        <w:t>.</w:t>
+      </w:r>
+    </w:p>
+    <w:p>
+      <w:pPr>
+        <w:spacing w:before="0" w:after="160" w:line="278" w:lineRule="auto"/>
+        <w:jc w:val="left"/>
+      </w:pPr>
+    </w:p>
+    <w:p>
+      <w:pPr>
         <w:rPr>
           <w:b/>
           <w:bCs/>
@@ -1936,20 +3626,267 @@
         </w:rPr>
       </w:pPr>
       <w:r>
-        <w:t>ANALISIS TUGAS PRAKTIKUM 2</w:t>
-      </w:r>
-      <w:r>
         <w:rPr>
           <w:b/>
           <w:bCs/>
           <w:sz w:val="28"/>
           <w:szCs w:val="24"/>
         </w:rPr>
-        <w:br w:type="page"/>
-      </w:r>
-    </w:p>
-    <w:p>
-      <w:pPr>
+        <w:t>KESIMPULAN</w:t>
+      </w:r>
+    </w:p>
+    <w:p>
+      <w:pPr>
+        <w:spacing w:before="0" w:after="160" w:line="278" w:lineRule="auto"/>
+        <w:ind w:firstLine="720"/>
+      </w:pPr>
+      <w:proofErr w:type="spellStart"/>
+      <w:r>
+        <w:t>Praktikum</w:t>
+      </w:r>
+      <w:proofErr w:type="spellEnd"/>
+      <w:r>
+        <w:t xml:space="preserve"> ini </w:t>
+      </w:r>
+      <w:proofErr w:type="spellStart"/>
+      <w:r>
+        <w:t>bertujuan</w:t>
+      </w:r>
+      <w:proofErr w:type="spellEnd"/>
+      <w:r>
+        <w:t xml:space="preserve"> untuk </w:t>
+      </w:r>
+      <w:proofErr w:type="spellStart"/>
+      <w:r>
+        <w:t>memberikan</w:t>
+      </w:r>
+      <w:proofErr w:type="spellEnd"/>
+      <w:r>
+        <w:t xml:space="preserve"> </w:t>
+      </w:r>
+      <w:proofErr w:type="spellStart"/>
+      <w:r>
+        <w:t>pemahaman</w:t>
+      </w:r>
+      <w:proofErr w:type="spellEnd"/>
+      <w:r>
+        <w:t xml:space="preserve"> yang </w:t>
+      </w:r>
+      <w:proofErr w:type="spellStart"/>
+      <w:r>
+        <w:t>kuat</w:t>
+      </w:r>
+      <w:proofErr w:type="spellEnd"/>
+      <w:r>
+        <w:t xml:space="preserve"> tentang </w:t>
+      </w:r>
+      <w:proofErr w:type="spellStart"/>
+      <w:r>
+        <w:t>penggunaan</w:t>
+      </w:r>
+      <w:proofErr w:type="spellEnd"/>
+      <w:r>
+        <w:t xml:space="preserve"> </w:t>
+      </w:r>
+      <w:proofErr w:type="spellStart"/>
+      <w:r>
+        <w:t>formulir</w:t>
+      </w:r>
+      <w:proofErr w:type="spellEnd"/>
+      <w:r>
+        <w:t xml:space="preserve"> dalam </w:t>
+      </w:r>
+      <w:proofErr w:type="spellStart"/>
+      <w:r>
+        <w:t>pengembangan</w:t>
+      </w:r>
+      <w:proofErr w:type="spellEnd"/>
+      <w:r>
+        <w:t xml:space="preserve"> </w:t>
+      </w:r>
+      <w:proofErr w:type="spellStart"/>
+      <w:r>
+        <w:t>aplikasi</w:t>
+      </w:r>
+      <w:proofErr w:type="spellEnd"/>
+      <w:r>
+        <w:t xml:space="preserve"> web menggunakan PHP. </w:t>
+      </w:r>
+      <w:proofErr w:type="spellStart"/>
+      <w:r>
+        <w:t>Melalui</w:t>
+      </w:r>
+      <w:proofErr w:type="spellEnd"/>
+      <w:r>
+        <w:t xml:space="preserve"> kegiatan ini, </w:t>
+      </w:r>
+      <w:proofErr w:type="spellStart"/>
+      <w:r>
+        <w:t>peserta</w:t>
+      </w:r>
+      <w:proofErr w:type="spellEnd"/>
+      <w:r>
+        <w:t xml:space="preserve"> tidak </w:t>
+      </w:r>
+      <w:proofErr w:type="spellStart"/>
+      <w:r>
+        <w:t>hanya</w:t>
+      </w:r>
+      <w:proofErr w:type="spellEnd"/>
+      <w:r>
+        <w:t xml:space="preserve"> </w:t>
+      </w:r>
+      <w:proofErr w:type="spellStart"/>
+      <w:r>
+        <w:t>mempelajari</w:t>
+      </w:r>
+      <w:proofErr w:type="spellEnd"/>
+      <w:r>
+        <w:t xml:space="preserve"> </w:t>
+      </w:r>
+      <w:proofErr w:type="spellStart"/>
+      <w:r>
+        <w:t>cara</w:t>
+      </w:r>
+      <w:proofErr w:type="spellEnd"/>
+      <w:r>
+        <w:t xml:space="preserve"> membuat dan menggunakan </w:t>
+      </w:r>
+      <w:proofErr w:type="spellStart"/>
+      <w:r>
+        <w:t>formulir</w:t>
+      </w:r>
+      <w:proofErr w:type="spellEnd"/>
+      <w:r>
+        <w:t xml:space="preserve">, tetapi juga </w:t>
+      </w:r>
+      <w:proofErr w:type="spellStart"/>
+      <w:r>
+        <w:t>memahami</w:t>
+      </w:r>
+      <w:proofErr w:type="spellEnd"/>
+      <w:r>
+        <w:t xml:space="preserve"> bagaimana data dapat </w:t>
+      </w:r>
+      <w:proofErr w:type="spellStart"/>
+      <w:r>
+        <w:t>dikirim</w:t>
+      </w:r>
+      <w:proofErr w:type="spellEnd"/>
+      <w:r>
+        <w:t xml:space="preserve"> dan </w:t>
+      </w:r>
+      <w:proofErr w:type="spellStart"/>
+      <w:r>
+        <w:t>diproses</w:t>
+      </w:r>
+      <w:proofErr w:type="spellEnd"/>
+      <w:r>
+        <w:t xml:space="preserve"> menggunakan </w:t>
+      </w:r>
+      <w:proofErr w:type="spellStart"/>
+      <w:r>
+        <w:t>metode</w:t>
+      </w:r>
+      <w:proofErr w:type="spellEnd"/>
+      <w:r>
+        <w:t xml:space="preserve"> </w:t>
+      </w:r>
+      <w:r>
+        <w:t xml:space="preserve">get </w:t>
+      </w:r>
+      <w:r>
+        <w:t xml:space="preserve">dan </w:t>
+      </w:r>
+      <w:r>
+        <w:t xml:space="preserve">post. </w:t>
+      </w:r>
+      <w:r>
+        <w:t xml:space="preserve">Selain itu, </w:t>
+      </w:r>
+      <w:proofErr w:type="spellStart"/>
+      <w:r>
+        <w:t>peserta</w:t>
+      </w:r>
+      <w:proofErr w:type="spellEnd"/>
+      <w:r>
+        <w:t xml:space="preserve"> juga </w:t>
+      </w:r>
+      <w:proofErr w:type="spellStart"/>
+      <w:r>
+        <w:t>diperkenalkan</w:t>
+      </w:r>
+      <w:proofErr w:type="spellEnd"/>
+      <w:r>
+        <w:t xml:space="preserve"> pada </w:t>
+      </w:r>
+      <w:proofErr w:type="spellStart"/>
+      <w:r>
+        <w:t>konsep</w:t>
+      </w:r>
+      <w:proofErr w:type="spellEnd"/>
+      <w:r>
+        <w:t xml:space="preserve"> require dan include</w:t>
+      </w:r>
+      <w:r>
+        <w:t xml:space="preserve"> </w:t>
+      </w:r>
+      <w:r>
+        <w:t xml:space="preserve">yang sangat penting dalam </w:t>
+      </w:r>
+      <w:proofErr w:type="spellStart"/>
+      <w:r>
+        <w:t>mengorganisasi</w:t>
+      </w:r>
+      <w:proofErr w:type="spellEnd"/>
+      <w:r>
+        <w:t xml:space="preserve"> </w:t>
+      </w:r>
+      <w:proofErr w:type="spellStart"/>
+      <w:r>
+        <w:t>kode</w:t>
+      </w:r>
+      <w:proofErr w:type="spellEnd"/>
+      <w:r>
+        <w:t xml:space="preserve"> agar </w:t>
+      </w:r>
+      <w:proofErr w:type="spellStart"/>
+      <w:r>
+        <w:t>lebih</w:t>
+      </w:r>
+      <w:proofErr w:type="spellEnd"/>
+      <w:r>
+        <w:t xml:space="preserve"> </w:t>
+      </w:r>
+      <w:proofErr w:type="spellStart"/>
+      <w:r>
+        <w:t>terstruktur</w:t>
+      </w:r>
+      <w:proofErr w:type="spellEnd"/>
+      <w:r>
+        <w:t xml:space="preserve">, </w:t>
+      </w:r>
+      <w:proofErr w:type="spellStart"/>
+      <w:r>
+        <w:t>efisien</w:t>
+      </w:r>
+      <w:proofErr w:type="spellEnd"/>
+      <w:r>
+        <w:t xml:space="preserve">, dan mudah </w:t>
+      </w:r>
+      <w:proofErr w:type="spellStart"/>
+      <w:r>
+        <w:t>dikelola</w:t>
+      </w:r>
+      <w:proofErr w:type="spellEnd"/>
+      <w:r>
+        <w:t>.</w:t>
+      </w:r>
+    </w:p>
+    <w:p>
+      <w:pPr>
+        <w:spacing w:before="0" w:after="160" w:line="278" w:lineRule="auto"/>
+        <w:ind w:firstLine="720"/>
         <w:rPr>
           <w:b/>
           <w:bCs/>
@@ -1958,268 +3895,221 @@
         </w:rPr>
       </w:pPr>
       <w:r>
+        <w:t xml:space="preserve">Dengan </w:t>
+      </w:r>
+      <w:proofErr w:type="spellStart"/>
+      <w:r>
+        <w:t>dukungan</w:t>
+      </w:r>
+      <w:proofErr w:type="spellEnd"/>
+      <w:r>
+        <w:t xml:space="preserve"> </w:t>
+      </w:r>
+      <w:proofErr w:type="spellStart"/>
+      <w:r>
+        <w:t>alat</w:t>
+      </w:r>
+      <w:proofErr w:type="spellEnd"/>
+      <w:r>
+        <w:t xml:space="preserve"> seperti </w:t>
+      </w:r>
+      <w:proofErr w:type="spellStart"/>
+      <w:r>
+        <w:t>xampp</w:t>
+      </w:r>
+      <w:proofErr w:type="spellEnd"/>
+      <w:r>
+        <w:t>,</w:t>
+      </w:r>
+      <w:r>
+        <w:t xml:space="preserve"> </w:t>
+      </w:r>
+      <w:r>
+        <w:t xml:space="preserve">text editor, dan browser, </w:t>
+      </w:r>
+      <w:proofErr w:type="spellStart"/>
+      <w:r>
+        <w:t>peserta</w:t>
+      </w:r>
+      <w:proofErr w:type="spellEnd"/>
+      <w:r>
+        <w:t xml:space="preserve"> dapat </w:t>
+      </w:r>
+      <w:proofErr w:type="spellStart"/>
+      <w:r>
+        <w:t>secara</w:t>
+      </w:r>
+      <w:proofErr w:type="spellEnd"/>
+      <w:r>
+        <w:t xml:space="preserve"> </w:t>
+      </w:r>
+      <w:proofErr w:type="spellStart"/>
+      <w:r>
+        <w:t>langsung</w:t>
+      </w:r>
+      <w:proofErr w:type="spellEnd"/>
+      <w:r>
+        <w:t xml:space="preserve"> </w:t>
+      </w:r>
+      <w:proofErr w:type="spellStart"/>
+      <w:r>
+        <w:t>mempraktikkan</w:t>
+      </w:r>
+      <w:proofErr w:type="spellEnd"/>
+      <w:r>
+        <w:t xml:space="preserve"> </w:t>
+      </w:r>
+      <w:proofErr w:type="spellStart"/>
+      <w:r>
+        <w:t>pembuatan</w:t>
+      </w:r>
+      <w:proofErr w:type="spellEnd"/>
+      <w:r>
+        <w:t xml:space="preserve"> </w:t>
+      </w:r>
+      <w:proofErr w:type="spellStart"/>
+      <w:r>
+        <w:t>aplikasi</w:t>
+      </w:r>
+      <w:proofErr w:type="spellEnd"/>
+      <w:r>
+        <w:t xml:space="preserve"> web </w:t>
+      </w:r>
+      <w:proofErr w:type="spellStart"/>
+      <w:r>
+        <w:t>sederhana</w:t>
+      </w:r>
+      <w:proofErr w:type="spellEnd"/>
+      <w:r>
+        <w:t xml:space="preserve">. Pada akhirnya, </w:t>
+      </w:r>
+      <w:proofErr w:type="spellStart"/>
+      <w:r>
+        <w:t>praktikum</w:t>
+      </w:r>
+      <w:proofErr w:type="spellEnd"/>
+      <w:r>
+        <w:t xml:space="preserve"> ini membantu </w:t>
+      </w:r>
+      <w:proofErr w:type="spellStart"/>
+      <w:r>
+        <w:t>peserta</w:t>
+      </w:r>
+      <w:proofErr w:type="spellEnd"/>
+      <w:r>
+        <w:t xml:space="preserve"> </w:t>
+      </w:r>
+      <w:proofErr w:type="spellStart"/>
+      <w:r>
+        <w:t>memahami</w:t>
+      </w:r>
+      <w:proofErr w:type="spellEnd"/>
+      <w:r>
+        <w:t xml:space="preserve"> </w:t>
+      </w:r>
+      <w:proofErr w:type="spellStart"/>
+      <w:r>
+        <w:t>perbedaan</w:t>
+      </w:r>
+      <w:proofErr w:type="spellEnd"/>
+      <w:r>
+        <w:t xml:space="preserve"> fungsi, </w:t>
+      </w:r>
+      <w:proofErr w:type="spellStart"/>
+      <w:r>
+        <w:t>keamanan</w:t>
+      </w:r>
+      <w:proofErr w:type="spellEnd"/>
+      <w:r>
+        <w:t xml:space="preserve">, </w:t>
+      </w:r>
+      <w:proofErr w:type="spellStart"/>
+      <w:r>
+        <w:t>serta</w:t>
+      </w:r>
+      <w:proofErr w:type="spellEnd"/>
+      <w:r>
+        <w:t xml:space="preserve"> </w:t>
+      </w:r>
+      <w:proofErr w:type="spellStart"/>
+      <w:r>
+        <w:t>penerapan</w:t>
+      </w:r>
+      <w:proofErr w:type="spellEnd"/>
+      <w:r>
+        <w:t xml:space="preserve"> berbagai </w:t>
+      </w:r>
+      <w:proofErr w:type="spellStart"/>
+      <w:r>
+        <w:t>teknik</w:t>
+      </w:r>
+      <w:proofErr w:type="spellEnd"/>
+      <w:r>
+        <w:t xml:space="preserve"> </w:t>
+      </w:r>
+      <w:proofErr w:type="spellStart"/>
+      <w:r>
+        <w:t>dasar</w:t>
+      </w:r>
+      <w:proofErr w:type="spellEnd"/>
+      <w:r>
+        <w:t xml:space="preserve"> PHP yang menjadi </w:t>
+      </w:r>
+      <w:proofErr w:type="spellStart"/>
+      <w:r>
+        <w:t>fondasi</w:t>
+      </w:r>
+      <w:proofErr w:type="spellEnd"/>
+      <w:r>
+        <w:t xml:space="preserve"> penting dalam </w:t>
+      </w:r>
+      <w:proofErr w:type="spellStart"/>
+      <w:r>
+        <w:t>pengembangan</w:t>
+      </w:r>
+      <w:proofErr w:type="spellEnd"/>
+      <w:r>
+        <w:t xml:space="preserve"> </w:t>
+      </w:r>
+      <w:proofErr w:type="spellStart"/>
+      <w:r>
+        <w:t>aplikasi</w:t>
+      </w:r>
+      <w:proofErr w:type="spellEnd"/>
+      <w:r>
+        <w:t xml:space="preserve"> web yang </w:t>
+      </w:r>
+      <w:proofErr w:type="spellStart"/>
+      <w:r>
+        <w:t>lebih</w:t>
+      </w:r>
+      <w:proofErr w:type="spellEnd"/>
+      <w:r>
+        <w:t xml:space="preserve"> </w:t>
+      </w:r>
+      <w:proofErr w:type="spellStart"/>
+      <w:r>
+        <w:t>kompleks</w:t>
+      </w:r>
+      <w:proofErr w:type="spellEnd"/>
+      <w:r>
+        <w:t xml:space="preserve"> di masa depan.</w:t>
+      </w:r>
+    </w:p>
+    <w:p>
+      <w:pPr>
+        <w:spacing w:before="0" w:after="160" w:line="278" w:lineRule="auto"/>
         <w:rPr>
           <w:b/>
           <w:bCs/>
           <w:sz w:val="28"/>
           <w:szCs w:val="24"/>
         </w:rPr>
-        <w:lastRenderedPageBreak/>
-        <w:t>KESIMPULAN</w:t>
-      </w:r>
+      </w:pPr>
     </w:p>
     <w:p>
       <w:pPr>
         <w:spacing w:before="0" w:after="160" w:line="278" w:lineRule="auto"/>
-        <w:ind w:firstLine="720"/>
-      </w:pPr>
-      <w:proofErr w:type="spellStart"/>
-      <w:r>
-        <w:t>Praktikum</w:t>
-      </w:r>
-      <w:proofErr w:type="spellEnd"/>
-      <w:r>
-        <w:t xml:space="preserve"> ini </w:t>
-      </w:r>
-      <w:proofErr w:type="spellStart"/>
-      <w:r>
-        <w:t>bertujuan</w:t>
-      </w:r>
-      <w:proofErr w:type="spellEnd"/>
-      <w:r>
-        <w:t xml:space="preserve"> untuk </w:t>
-      </w:r>
-      <w:proofErr w:type="spellStart"/>
-      <w:r>
-        <w:t>memberikan</w:t>
-      </w:r>
-      <w:proofErr w:type="spellEnd"/>
-      <w:r>
-        <w:t xml:space="preserve"> </w:t>
-      </w:r>
-      <w:proofErr w:type="spellStart"/>
-      <w:r>
-        <w:t>pemahaman</w:t>
-      </w:r>
-      <w:proofErr w:type="spellEnd"/>
-      <w:r>
-        <w:t xml:space="preserve"> yang </w:t>
-      </w:r>
-      <w:proofErr w:type="spellStart"/>
-      <w:r>
-        <w:t>kuat</w:t>
-      </w:r>
-      <w:proofErr w:type="spellEnd"/>
-      <w:r>
-        <w:t xml:space="preserve"> tentang </w:t>
-      </w:r>
-      <w:proofErr w:type="spellStart"/>
-      <w:r>
-        <w:t>penggunaan</w:t>
-      </w:r>
-      <w:proofErr w:type="spellEnd"/>
-      <w:r>
-        <w:t xml:space="preserve"> </w:t>
-      </w:r>
-      <w:proofErr w:type="spellStart"/>
-      <w:r>
-        <w:t>formulir</w:t>
-      </w:r>
-      <w:proofErr w:type="spellEnd"/>
-      <w:r>
-        <w:t xml:space="preserve"> dalam </w:t>
-      </w:r>
-      <w:proofErr w:type="spellStart"/>
-      <w:r>
-        <w:t>pengembangan</w:t>
-      </w:r>
-      <w:proofErr w:type="spellEnd"/>
-      <w:r>
-        <w:t xml:space="preserve"> </w:t>
-      </w:r>
-      <w:proofErr w:type="spellStart"/>
-      <w:r>
-        <w:t>aplikasi</w:t>
-      </w:r>
-      <w:proofErr w:type="spellEnd"/>
-      <w:r>
-        <w:t xml:space="preserve"> web menggunakan PHP. </w:t>
-      </w:r>
-      <w:proofErr w:type="spellStart"/>
-      <w:r>
-        <w:t>Melalui</w:t>
-      </w:r>
-      <w:proofErr w:type="spellEnd"/>
-      <w:r>
-        <w:t xml:space="preserve"> kegiatan ini, </w:t>
-      </w:r>
-      <w:proofErr w:type="spellStart"/>
-      <w:r>
-        <w:t>peserta</w:t>
-      </w:r>
-      <w:proofErr w:type="spellEnd"/>
-      <w:r>
-        <w:t xml:space="preserve"> tidak </w:t>
-      </w:r>
-      <w:proofErr w:type="spellStart"/>
-      <w:r>
-        <w:t>hanya</w:t>
-      </w:r>
-      <w:proofErr w:type="spellEnd"/>
-      <w:r>
-        <w:t xml:space="preserve"> </w:t>
-      </w:r>
-      <w:proofErr w:type="spellStart"/>
-      <w:r>
-        <w:t>mempelajari</w:t>
-      </w:r>
-      <w:proofErr w:type="spellEnd"/>
-      <w:r>
-        <w:t xml:space="preserve"> </w:t>
-      </w:r>
-      <w:proofErr w:type="spellStart"/>
-      <w:r>
-        <w:t>cara</w:t>
-      </w:r>
-      <w:proofErr w:type="spellEnd"/>
-      <w:r>
-        <w:t xml:space="preserve"> membuat dan menggunakan </w:t>
-      </w:r>
-      <w:proofErr w:type="spellStart"/>
-      <w:r>
-        <w:t>formulir</w:t>
-      </w:r>
-      <w:proofErr w:type="spellEnd"/>
-      <w:r>
-        <w:t xml:space="preserve">, tetapi juga </w:t>
-      </w:r>
-      <w:proofErr w:type="spellStart"/>
-      <w:r>
-        <w:t>memahami</w:t>
-      </w:r>
-      <w:proofErr w:type="spellEnd"/>
-      <w:r>
-        <w:t xml:space="preserve"> bagaimana data dapat </w:t>
-      </w:r>
-      <w:proofErr w:type="spellStart"/>
-      <w:r>
-        <w:t>dikirim</w:t>
-      </w:r>
-      <w:proofErr w:type="spellEnd"/>
-      <w:r>
-        <w:t xml:space="preserve"> dan </w:t>
-      </w:r>
-      <w:proofErr w:type="spellStart"/>
-      <w:r>
-        <w:t>diproses</w:t>
-      </w:r>
-      <w:proofErr w:type="spellEnd"/>
-      <w:r>
-        <w:t xml:space="preserve"> menggunakan </w:t>
-      </w:r>
-      <w:proofErr w:type="spellStart"/>
-      <w:r>
-        <w:t>metode</w:t>
-      </w:r>
-      <w:proofErr w:type="spellEnd"/>
-      <w:r>
-        <w:t xml:space="preserve"> </w:t>
-      </w:r>
-      <w:r>
-        <w:t xml:space="preserve">get </w:t>
-      </w:r>
-      <w:r>
-        <w:t xml:space="preserve">dan </w:t>
-      </w:r>
-      <w:r>
-        <w:t xml:space="preserve">post. </w:t>
-      </w:r>
-      <w:r>
-        <w:t xml:space="preserve">Selain itu, </w:t>
-      </w:r>
-      <w:proofErr w:type="spellStart"/>
-      <w:r>
-        <w:t>peserta</w:t>
-      </w:r>
-      <w:proofErr w:type="spellEnd"/>
-      <w:r>
-        <w:t xml:space="preserve"> juga </w:t>
-      </w:r>
-      <w:proofErr w:type="spellStart"/>
-      <w:r>
-        <w:t>diperkenalkan</w:t>
-      </w:r>
-      <w:proofErr w:type="spellEnd"/>
-      <w:r>
-        <w:t xml:space="preserve"> pada </w:t>
-      </w:r>
-      <w:proofErr w:type="spellStart"/>
-      <w:r>
-        <w:t>konsep</w:t>
-      </w:r>
-      <w:proofErr w:type="spellEnd"/>
-      <w:r>
-        <w:t xml:space="preserve"> require dan include</w:t>
-      </w:r>
-      <w:r>
-        <w:t xml:space="preserve"> </w:t>
-      </w:r>
-      <w:r>
-        <w:t xml:space="preserve">yang sangat penting dalam </w:t>
-      </w:r>
-      <w:proofErr w:type="spellStart"/>
-      <w:r>
-        <w:t>mengorganisasi</w:t>
-      </w:r>
-      <w:proofErr w:type="spellEnd"/>
-      <w:r>
-        <w:t xml:space="preserve"> </w:t>
-      </w:r>
-      <w:proofErr w:type="spellStart"/>
-      <w:r>
-        <w:t>kode</w:t>
-      </w:r>
-      <w:proofErr w:type="spellEnd"/>
-      <w:r>
-        <w:t xml:space="preserve"> agar </w:t>
-      </w:r>
-      <w:proofErr w:type="spellStart"/>
-      <w:r>
-        <w:t>lebih</w:t>
-      </w:r>
-      <w:proofErr w:type="spellEnd"/>
-      <w:r>
-        <w:t xml:space="preserve"> </w:t>
-      </w:r>
-      <w:proofErr w:type="spellStart"/>
-      <w:r>
-        <w:t>terstruktur</w:t>
-      </w:r>
-      <w:proofErr w:type="spellEnd"/>
-      <w:r>
-        <w:t xml:space="preserve">, </w:t>
-      </w:r>
-      <w:proofErr w:type="spellStart"/>
-      <w:r>
-        <w:t>efisien</w:t>
-      </w:r>
-      <w:proofErr w:type="spellEnd"/>
-      <w:r>
-        <w:t xml:space="preserve">, dan mudah </w:t>
-      </w:r>
-      <w:proofErr w:type="spellStart"/>
-      <w:r>
-        <w:t>dikelola</w:t>
-      </w:r>
-      <w:proofErr w:type="spellEnd"/>
-      <w:r>
-        <w:t>.</w:t>
-      </w:r>
-    </w:p>
-    <w:p>
-      <w:pPr>
-        <w:spacing w:before="0" w:after="160" w:line="278" w:lineRule="auto"/>
-        <w:ind w:firstLine="720"/>
         <w:rPr>
           <w:b/>
           <w:bCs/>
@@ -2228,233 +4118,12 @@
         </w:rPr>
       </w:pPr>
       <w:r>
-        <w:t xml:space="preserve">Dengan </w:t>
-      </w:r>
-      <w:proofErr w:type="spellStart"/>
-      <w:r>
-        <w:t>dukungan</w:t>
-      </w:r>
-      <w:proofErr w:type="spellEnd"/>
-      <w:r>
-        <w:t xml:space="preserve"> </w:t>
-      </w:r>
-      <w:proofErr w:type="spellStart"/>
-      <w:r>
-        <w:t>alat</w:t>
-      </w:r>
-      <w:proofErr w:type="spellEnd"/>
-      <w:r>
-        <w:t xml:space="preserve"> seperti </w:t>
-      </w:r>
-      <w:proofErr w:type="spellStart"/>
-      <w:r>
-        <w:t>xampp</w:t>
-      </w:r>
-      <w:proofErr w:type="spellEnd"/>
-      <w:r>
-        <w:t>,</w:t>
-      </w:r>
-      <w:r>
-        <w:t xml:space="preserve"> </w:t>
-      </w:r>
-      <w:r>
-        <w:t xml:space="preserve">text editor, dan browser, </w:t>
-      </w:r>
-      <w:proofErr w:type="spellStart"/>
-      <w:r>
-        <w:t>peserta</w:t>
-      </w:r>
-      <w:proofErr w:type="spellEnd"/>
-      <w:r>
-        <w:t xml:space="preserve"> dapat </w:t>
-      </w:r>
-      <w:proofErr w:type="spellStart"/>
-      <w:r>
-        <w:t>secara</w:t>
-      </w:r>
-      <w:proofErr w:type="spellEnd"/>
-      <w:r>
-        <w:t xml:space="preserve"> </w:t>
-      </w:r>
-      <w:proofErr w:type="spellStart"/>
-      <w:r>
-        <w:t>langsung</w:t>
-      </w:r>
-      <w:proofErr w:type="spellEnd"/>
-      <w:r>
-        <w:t xml:space="preserve"> </w:t>
-      </w:r>
-      <w:proofErr w:type="spellStart"/>
-      <w:r>
-        <w:t>mempraktikkan</w:t>
-      </w:r>
-      <w:proofErr w:type="spellEnd"/>
-      <w:r>
-        <w:t xml:space="preserve"> </w:t>
-      </w:r>
-      <w:proofErr w:type="spellStart"/>
-      <w:r>
-        <w:t>pembuatan</w:t>
-      </w:r>
-      <w:proofErr w:type="spellEnd"/>
-      <w:r>
-        <w:t xml:space="preserve"> </w:t>
-      </w:r>
-      <w:proofErr w:type="spellStart"/>
-      <w:r>
-        <w:t>aplikasi</w:t>
-      </w:r>
-      <w:proofErr w:type="spellEnd"/>
-      <w:r>
-        <w:t xml:space="preserve"> web </w:t>
-      </w:r>
-      <w:proofErr w:type="spellStart"/>
-      <w:r>
-        <w:t>sederhana</w:t>
-      </w:r>
-      <w:proofErr w:type="spellEnd"/>
-      <w:r>
-        <w:t xml:space="preserve">. Pada akhirnya, </w:t>
-      </w:r>
-      <w:proofErr w:type="spellStart"/>
-      <w:r>
-        <w:t>praktikum</w:t>
-      </w:r>
-      <w:proofErr w:type="spellEnd"/>
-      <w:r>
-        <w:t xml:space="preserve"> ini membantu </w:t>
-      </w:r>
-      <w:proofErr w:type="spellStart"/>
-      <w:r>
-        <w:t>peserta</w:t>
-      </w:r>
-      <w:proofErr w:type="spellEnd"/>
-      <w:r>
-        <w:t xml:space="preserve"> </w:t>
-      </w:r>
-      <w:proofErr w:type="spellStart"/>
-      <w:r>
-        <w:t>memahami</w:t>
-      </w:r>
-      <w:proofErr w:type="spellEnd"/>
-      <w:r>
-        <w:t xml:space="preserve"> </w:t>
-      </w:r>
-      <w:proofErr w:type="spellStart"/>
-      <w:r>
-        <w:t>perbedaan</w:t>
-      </w:r>
-      <w:proofErr w:type="spellEnd"/>
-      <w:r>
-        <w:t xml:space="preserve"> fungsi, </w:t>
-      </w:r>
-      <w:proofErr w:type="spellStart"/>
-      <w:r>
-        <w:t>keamanan</w:t>
-      </w:r>
-      <w:proofErr w:type="spellEnd"/>
-      <w:r>
-        <w:t xml:space="preserve">, </w:t>
-      </w:r>
-      <w:proofErr w:type="spellStart"/>
-      <w:r>
-        <w:t>serta</w:t>
-      </w:r>
-      <w:proofErr w:type="spellEnd"/>
-      <w:r>
-        <w:t xml:space="preserve"> </w:t>
-      </w:r>
-      <w:proofErr w:type="spellStart"/>
-      <w:r>
-        <w:t>penerapan</w:t>
-      </w:r>
-      <w:proofErr w:type="spellEnd"/>
-      <w:r>
-        <w:t xml:space="preserve"> berbagai </w:t>
-      </w:r>
-      <w:proofErr w:type="spellStart"/>
-      <w:r>
-        <w:t>teknik</w:t>
-      </w:r>
-      <w:proofErr w:type="spellEnd"/>
-      <w:r>
-        <w:t xml:space="preserve"> </w:t>
-      </w:r>
-      <w:proofErr w:type="spellStart"/>
-      <w:r>
-        <w:t>dasar</w:t>
-      </w:r>
-      <w:proofErr w:type="spellEnd"/>
-      <w:r>
-        <w:t xml:space="preserve"> PHP yang menjadi </w:t>
-      </w:r>
-      <w:proofErr w:type="spellStart"/>
-      <w:r>
-        <w:t>fondasi</w:t>
-      </w:r>
-      <w:proofErr w:type="spellEnd"/>
-      <w:r>
-        <w:t xml:space="preserve"> penting dalam </w:t>
-      </w:r>
-      <w:proofErr w:type="spellStart"/>
-      <w:r>
-        <w:t>pengembangan</w:t>
-      </w:r>
-      <w:proofErr w:type="spellEnd"/>
-      <w:r>
-        <w:t xml:space="preserve"> </w:t>
-      </w:r>
-      <w:proofErr w:type="spellStart"/>
-      <w:r>
-        <w:t>aplikasi</w:t>
-      </w:r>
-      <w:proofErr w:type="spellEnd"/>
-      <w:r>
-        <w:t xml:space="preserve"> web yang </w:t>
-      </w:r>
-      <w:proofErr w:type="spellStart"/>
-      <w:r>
-        <w:t>lebih</w:t>
-      </w:r>
-      <w:proofErr w:type="spellEnd"/>
-      <w:r>
-        <w:t xml:space="preserve"> </w:t>
-      </w:r>
-      <w:proofErr w:type="spellStart"/>
-      <w:r>
-        <w:t>kompleks</w:t>
-      </w:r>
-      <w:proofErr w:type="spellEnd"/>
-      <w:r>
-        <w:t xml:space="preserve"> di masa depan.</w:t>
-      </w:r>
-      <w:r>
         <w:rPr>
           <w:b/>
           <w:bCs/>
           <w:sz w:val="28"/>
           <w:szCs w:val="24"/>
         </w:rPr>
-        <w:br w:type="page"/>
-      </w:r>
-    </w:p>
-    <w:p>
-      <w:pPr>
-        <w:rPr>
-          <w:b/>
-          <w:bCs/>
-          <w:sz w:val="28"/>
-          <w:szCs w:val="24"/>
-        </w:rPr>
-      </w:pPr>
-      <w:r>
-        <w:rPr>
-          <w:b/>
-          <w:bCs/>
-          <w:sz w:val="28"/>
-          <w:szCs w:val="24"/>
-        </w:rPr>
-        <w:lastRenderedPageBreak/>
         <w:t xml:space="preserve">LAMPIRAN </w:t>
       </w:r>
     </w:p>
@@ -2465,9 +4134,45 @@
           <w:ilvl w:val="0"/>
           <w:numId w:val="5"/>
         </w:numPr>
-      </w:pPr>
-      <w:r>
-        <w:t xml:space="preserve">LINK GITHUB TUGAS PRAKTIKUM 1 YANG TERINTEGRASI DENGAN TUGAS BESAR: </w:t>
+        <w:jc w:val="left"/>
+      </w:pPr>
+      <w:r>
+        <w:t xml:space="preserve">Link </w:t>
+      </w:r>
+      <w:proofErr w:type="spellStart"/>
+      <w:r>
+        <w:t>github</w:t>
+      </w:r>
+      <w:proofErr w:type="spellEnd"/>
+      <w:r>
+        <w:t xml:space="preserve"> tugas </w:t>
+      </w:r>
+      <w:proofErr w:type="spellStart"/>
+      <w:r>
+        <w:t>praktikum</w:t>
+      </w:r>
+      <w:proofErr w:type="spellEnd"/>
+      <w:r>
+        <w:t xml:space="preserve"> 1 yang </w:t>
+      </w:r>
+      <w:proofErr w:type="spellStart"/>
+      <w:r>
+        <w:t>terintregasi</w:t>
+      </w:r>
+      <w:proofErr w:type="spellEnd"/>
+      <w:r>
+        <w:t xml:space="preserve"> dengan tugas </w:t>
+      </w:r>
+      <w:proofErr w:type="spellStart"/>
+      <w:r>
+        <w:t>besar</w:t>
+      </w:r>
+      <w:proofErr w:type="spellEnd"/>
+      <w:r>
+        <w:t>:</w:t>
+      </w:r>
+      <w:r>
+        <w:t xml:space="preserve"> </w:t>
       </w:r>
       <w:hyperlink r:id="rId17" w:history="1">
         <w:r>
@@ -2490,10 +4195,32 @@
           <w:ilvl w:val="0"/>
           <w:numId w:val="5"/>
         </w:numPr>
-      </w:pPr>
-      <w:r>
-        <w:t xml:space="preserve">LINK GITHUB TUGAS PRAKTIKUM 2: </w:t>
-      </w:r>
+        <w:jc w:val="left"/>
+      </w:pPr>
+      <w:r>
+        <w:t xml:space="preserve">Link </w:t>
+      </w:r>
+      <w:proofErr w:type="spellStart"/>
+      <w:r>
+        <w:t>github</w:t>
+      </w:r>
+      <w:proofErr w:type="spellEnd"/>
+      <w:r>
+        <w:t xml:space="preserve"> tugas </w:t>
+      </w:r>
+      <w:proofErr w:type="spellStart"/>
+      <w:r>
+        <w:t>praktikum</w:t>
+      </w:r>
+      <w:proofErr w:type="spellEnd"/>
+      <w:r>
+        <w:t xml:space="preserve"> 2:</w:t>
+      </w:r>
+    </w:p>
+    <w:p>
+      <w:pPr>
+        <w:pStyle w:val="ListParagraph"/>
+      </w:pPr>
       <w:hyperlink r:id="rId18" w:history="1">
         <w:r>
           <w:rPr>
@@ -2502,16 +4229,6 @@
           <w:t>https://github.com/raaffiy/Pemrograman-Web-praktikum3</w:t>
         </w:r>
       </w:hyperlink>
-    </w:p>
-    <w:p>
-      <w:pPr>
-        <w:pStyle w:val="ListParagraph"/>
-      </w:pPr>
-    </w:p>
-    <w:p>
-      <w:pPr>
-        <w:pStyle w:val="ListParagraph"/>
-      </w:pPr>
     </w:p>
     <w:sectPr>
       <w:pgSz w:w="11906" w:h="16838"/>
@@ -2903,6 +4620,119 @@
     </w:lvl>
   </w:abstractNum>
   <w:abstractNum w:abstractNumId="4" w15:restartNumberingAfterBreak="0">
+    <w:nsid w:val="50E233A4"/>
+    <w:multiLevelType w:val="hybridMultilevel"/>
+    <w:tmpl w:val="B872A1B8"/>
+    <w:lvl w:ilvl="0" w:tplc="38090001">
+      <w:start w:val="1"/>
+      <w:numFmt w:val="bullet"/>
+      <w:lvlText w:val=""/>
+      <w:lvlJc w:val="left"/>
+      <w:pPr>
+        <w:ind w:left="720" w:hanging="360"/>
+      </w:pPr>
+      <w:rPr>
+        <w:rFonts w:ascii="Symbol" w:hAnsi="Symbol" w:hint="default"/>
+      </w:rPr>
+    </w:lvl>
+    <w:lvl w:ilvl="1" w:tplc="38090003" w:tentative="1">
+      <w:start w:val="1"/>
+      <w:numFmt w:val="bullet"/>
+      <w:lvlText w:val="o"/>
+      <w:lvlJc w:val="left"/>
+      <w:pPr>
+        <w:ind w:left="1440" w:hanging="360"/>
+      </w:pPr>
+      <w:rPr>
+        <w:rFonts w:ascii="Courier New" w:hAnsi="Courier New" w:cs="Courier New" w:hint="default"/>
+      </w:rPr>
+    </w:lvl>
+    <w:lvl w:ilvl="2" w:tplc="38090005" w:tentative="1">
+      <w:start w:val="1"/>
+      <w:numFmt w:val="bullet"/>
+      <w:lvlText w:val=""/>
+      <w:lvlJc w:val="left"/>
+      <w:pPr>
+        <w:ind w:left="2160" w:hanging="360"/>
+      </w:pPr>
+      <w:rPr>
+        <w:rFonts w:ascii="Wingdings" w:hAnsi="Wingdings" w:hint="default"/>
+      </w:rPr>
+    </w:lvl>
+    <w:lvl w:ilvl="3" w:tplc="38090001" w:tentative="1">
+      <w:start w:val="1"/>
+      <w:numFmt w:val="bullet"/>
+      <w:lvlText w:val=""/>
+      <w:lvlJc w:val="left"/>
+      <w:pPr>
+        <w:ind w:left="2880" w:hanging="360"/>
+      </w:pPr>
+      <w:rPr>
+        <w:rFonts w:ascii="Symbol" w:hAnsi="Symbol" w:hint="default"/>
+      </w:rPr>
+    </w:lvl>
+    <w:lvl w:ilvl="4" w:tplc="38090003" w:tentative="1">
+      <w:start w:val="1"/>
+      <w:numFmt w:val="bullet"/>
+      <w:lvlText w:val="o"/>
+      <w:lvlJc w:val="left"/>
+      <w:pPr>
+        <w:ind w:left="3600" w:hanging="360"/>
+      </w:pPr>
+      <w:rPr>
+        <w:rFonts w:ascii="Courier New" w:hAnsi="Courier New" w:cs="Courier New" w:hint="default"/>
+      </w:rPr>
+    </w:lvl>
+    <w:lvl w:ilvl="5" w:tplc="38090005" w:tentative="1">
+      <w:start w:val="1"/>
+      <w:numFmt w:val="bullet"/>
+      <w:lvlText w:val=""/>
+      <w:lvlJc w:val="left"/>
+      <w:pPr>
+        <w:ind w:left="4320" w:hanging="360"/>
+      </w:pPr>
+      <w:rPr>
+        <w:rFonts w:ascii="Wingdings" w:hAnsi="Wingdings" w:hint="default"/>
+      </w:rPr>
+    </w:lvl>
+    <w:lvl w:ilvl="6" w:tplc="38090001" w:tentative="1">
+      <w:start w:val="1"/>
+      <w:numFmt w:val="bullet"/>
+      <w:lvlText w:val=""/>
+      <w:lvlJc w:val="left"/>
+      <w:pPr>
+        <w:ind w:left="5040" w:hanging="360"/>
+      </w:pPr>
+      <w:rPr>
+        <w:rFonts w:ascii="Symbol" w:hAnsi="Symbol" w:hint="default"/>
+      </w:rPr>
+    </w:lvl>
+    <w:lvl w:ilvl="7" w:tplc="38090003" w:tentative="1">
+      <w:start w:val="1"/>
+      <w:numFmt w:val="bullet"/>
+      <w:lvlText w:val="o"/>
+      <w:lvlJc w:val="left"/>
+      <w:pPr>
+        <w:ind w:left="5760" w:hanging="360"/>
+      </w:pPr>
+      <w:rPr>
+        <w:rFonts w:ascii="Courier New" w:hAnsi="Courier New" w:cs="Courier New" w:hint="default"/>
+      </w:rPr>
+    </w:lvl>
+    <w:lvl w:ilvl="8" w:tplc="38090005" w:tentative="1">
+      <w:start w:val="1"/>
+      <w:numFmt w:val="bullet"/>
+      <w:lvlText w:val=""/>
+      <w:lvlJc w:val="left"/>
+      <w:pPr>
+        <w:ind w:left="6480" w:hanging="360"/>
+      </w:pPr>
+      <w:rPr>
+        <w:rFonts w:ascii="Wingdings" w:hAnsi="Wingdings" w:hint="default"/>
+      </w:rPr>
+    </w:lvl>
+  </w:abstractNum>
+  <w:abstractNum w:abstractNumId="5" w15:restartNumberingAfterBreak="0">
     <w:nsid w:val="5FDB255A"/>
     <w:multiLevelType w:val="hybridMultilevel"/>
     <w:tmpl w:val="66206CF6"/>
@@ -2988,8 +4818,436 @@
       </w:pPr>
     </w:lvl>
   </w:abstractNum>
+  <w:abstractNum w:abstractNumId="6" w15:restartNumberingAfterBreak="0">
+    <w:nsid w:val="65E00289"/>
+    <w:multiLevelType w:val="hybridMultilevel"/>
+    <w:tmpl w:val="CFD47D60"/>
+    <w:lvl w:ilvl="0" w:tplc="38090001">
+      <w:start w:val="1"/>
+      <w:numFmt w:val="bullet"/>
+      <w:lvlText w:val=""/>
+      <w:lvlJc w:val="left"/>
+      <w:pPr>
+        <w:ind w:left="720" w:hanging="360"/>
+      </w:pPr>
+      <w:rPr>
+        <w:rFonts w:ascii="Symbol" w:hAnsi="Symbol" w:hint="default"/>
+      </w:rPr>
+    </w:lvl>
+    <w:lvl w:ilvl="1" w:tplc="38090003" w:tentative="1">
+      <w:start w:val="1"/>
+      <w:numFmt w:val="bullet"/>
+      <w:lvlText w:val="o"/>
+      <w:lvlJc w:val="left"/>
+      <w:pPr>
+        <w:ind w:left="1440" w:hanging="360"/>
+      </w:pPr>
+      <w:rPr>
+        <w:rFonts w:ascii="Courier New" w:hAnsi="Courier New" w:cs="Courier New" w:hint="default"/>
+      </w:rPr>
+    </w:lvl>
+    <w:lvl w:ilvl="2" w:tplc="38090005" w:tentative="1">
+      <w:start w:val="1"/>
+      <w:numFmt w:val="bullet"/>
+      <w:lvlText w:val=""/>
+      <w:lvlJc w:val="left"/>
+      <w:pPr>
+        <w:ind w:left="2160" w:hanging="360"/>
+      </w:pPr>
+      <w:rPr>
+        <w:rFonts w:ascii="Wingdings" w:hAnsi="Wingdings" w:hint="default"/>
+      </w:rPr>
+    </w:lvl>
+    <w:lvl w:ilvl="3" w:tplc="38090001" w:tentative="1">
+      <w:start w:val="1"/>
+      <w:numFmt w:val="bullet"/>
+      <w:lvlText w:val=""/>
+      <w:lvlJc w:val="left"/>
+      <w:pPr>
+        <w:ind w:left="2880" w:hanging="360"/>
+      </w:pPr>
+      <w:rPr>
+        <w:rFonts w:ascii="Symbol" w:hAnsi="Symbol" w:hint="default"/>
+      </w:rPr>
+    </w:lvl>
+    <w:lvl w:ilvl="4" w:tplc="38090003" w:tentative="1">
+      <w:start w:val="1"/>
+      <w:numFmt w:val="bullet"/>
+      <w:lvlText w:val="o"/>
+      <w:lvlJc w:val="left"/>
+      <w:pPr>
+        <w:ind w:left="3600" w:hanging="360"/>
+      </w:pPr>
+      <w:rPr>
+        <w:rFonts w:ascii="Courier New" w:hAnsi="Courier New" w:cs="Courier New" w:hint="default"/>
+      </w:rPr>
+    </w:lvl>
+    <w:lvl w:ilvl="5" w:tplc="38090005" w:tentative="1">
+      <w:start w:val="1"/>
+      <w:numFmt w:val="bullet"/>
+      <w:lvlText w:val=""/>
+      <w:lvlJc w:val="left"/>
+      <w:pPr>
+        <w:ind w:left="4320" w:hanging="360"/>
+      </w:pPr>
+      <w:rPr>
+        <w:rFonts w:ascii="Wingdings" w:hAnsi="Wingdings" w:hint="default"/>
+      </w:rPr>
+    </w:lvl>
+    <w:lvl w:ilvl="6" w:tplc="38090001" w:tentative="1">
+      <w:start w:val="1"/>
+      <w:numFmt w:val="bullet"/>
+      <w:lvlText w:val=""/>
+      <w:lvlJc w:val="left"/>
+      <w:pPr>
+        <w:ind w:left="5040" w:hanging="360"/>
+      </w:pPr>
+      <w:rPr>
+        <w:rFonts w:ascii="Symbol" w:hAnsi="Symbol" w:hint="default"/>
+      </w:rPr>
+    </w:lvl>
+    <w:lvl w:ilvl="7" w:tplc="38090003" w:tentative="1">
+      <w:start w:val="1"/>
+      <w:numFmt w:val="bullet"/>
+      <w:lvlText w:val="o"/>
+      <w:lvlJc w:val="left"/>
+      <w:pPr>
+        <w:ind w:left="5760" w:hanging="360"/>
+      </w:pPr>
+      <w:rPr>
+        <w:rFonts w:ascii="Courier New" w:hAnsi="Courier New" w:cs="Courier New" w:hint="default"/>
+      </w:rPr>
+    </w:lvl>
+    <w:lvl w:ilvl="8" w:tplc="38090005" w:tentative="1">
+      <w:start w:val="1"/>
+      <w:numFmt w:val="bullet"/>
+      <w:lvlText w:val=""/>
+      <w:lvlJc w:val="left"/>
+      <w:pPr>
+        <w:ind w:left="6480" w:hanging="360"/>
+      </w:pPr>
+      <w:rPr>
+        <w:rFonts w:ascii="Wingdings" w:hAnsi="Wingdings" w:hint="default"/>
+      </w:rPr>
+    </w:lvl>
+  </w:abstractNum>
+  <w:abstractNum w:abstractNumId="7" w15:restartNumberingAfterBreak="0">
+    <w:nsid w:val="70DC73EB"/>
+    <w:multiLevelType w:val="hybridMultilevel"/>
+    <w:tmpl w:val="C8AC0E2E"/>
+    <w:lvl w:ilvl="0" w:tplc="3809000F">
+      <w:start w:val="1"/>
+      <w:numFmt w:val="decimal"/>
+      <w:lvlText w:val="%1."/>
+      <w:lvlJc w:val="left"/>
+      <w:pPr>
+        <w:ind w:left="720" w:hanging="360"/>
+      </w:pPr>
+    </w:lvl>
+    <w:lvl w:ilvl="1" w:tplc="38090001">
+      <w:start w:val="1"/>
+      <w:numFmt w:val="bullet"/>
+      <w:lvlText w:val=""/>
+      <w:lvlJc w:val="left"/>
+      <w:pPr>
+        <w:ind w:left="1440" w:hanging="360"/>
+      </w:pPr>
+      <w:rPr>
+        <w:rFonts w:ascii="Symbol" w:hAnsi="Symbol" w:hint="default"/>
+      </w:rPr>
+    </w:lvl>
+    <w:lvl w:ilvl="2" w:tplc="3809001B" w:tentative="1">
+      <w:start w:val="1"/>
+      <w:numFmt w:val="lowerRoman"/>
+      <w:lvlText w:val="%3."/>
+      <w:lvlJc w:val="right"/>
+      <w:pPr>
+        <w:ind w:left="2160" w:hanging="180"/>
+      </w:pPr>
+    </w:lvl>
+    <w:lvl w:ilvl="3" w:tplc="3809000F" w:tentative="1">
+      <w:start w:val="1"/>
+      <w:numFmt w:val="decimal"/>
+      <w:lvlText w:val="%4."/>
+      <w:lvlJc w:val="left"/>
+      <w:pPr>
+        <w:ind w:left="2880" w:hanging="360"/>
+      </w:pPr>
+    </w:lvl>
+    <w:lvl w:ilvl="4" w:tplc="38090019" w:tentative="1">
+      <w:start w:val="1"/>
+      <w:numFmt w:val="lowerLetter"/>
+      <w:lvlText w:val="%5."/>
+      <w:lvlJc w:val="left"/>
+      <w:pPr>
+        <w:ind w:left="3600" w:hanging="360"/>
+      </w:pPr>
+    </w:lvl>
+    <w:lvl w:ilvl="5" w:tplc="3809001B" w:tentative="1">
+      <w:start w:val="1"/>
+      <w:numFmt w:val="lowerRoman"/>
+      <w:lvlText w:val="%6."/>
+      <w:lvlJc w:val="right"/>
+      <w:pPr>
+        <w:ind w:left="4320" w:hanging="180"/>
+      </w:pPr>
+    </w:lvl>
+    <w:lvl w:ilvl="6" w:tplc="3809000F" w:tentative="1">
+      <w:start w:val="1"/>
+      <w:numFmt w:val="decimal"/>
+      <w:lvlText w:val="%7."/>
+      <w:lvlJc w:val="left"/>
+      <w:pPr>
+        <w:ind w:left="5040" w:hanging="360"/>
+      </w:pPr>
+    </w:lvl>
+    <w:lvl w:ilvl="7" w:tplc="38090019" w:tentative="1">
+      <w:start w:val="1"/>
+      <w:numFmt w:val="lowerLetter"/>
+      <w:lvlText w:val="%8."/>
+      <w:lvlJc w:val="left"/>
+      <w:pPr>
+        <w:ind w:left="5760" w:hanging="360"/>
+      </w:pPr>
+    </w:lvl>
+    <w:lvl w:ilvl="8" w:tplc="3809001B" w:tentative="1">
+      <w:start w:val="1"/>
+      <w:numFmt w:val="lowerRoman"/>
+      <w:lvlText w:val="%9."/>
+      <w:lvlJc w:val="right"/>
+      <w:pPr>
+        <w:ind w:left="6480" w:hanging="180"/>
+      </w:pPr>
+    </w:lvl>
+  </w:abstractNum>
+  <w:abstractNum w:abstractNumId="8" w15:restartNumberingAfterBreak="0">
+    <w:nsid w:val="76B26255"/>
+    <w:multiLevelType w:val="hybridMultilevel"/>
+    <w:tmpl w:val="50B6DC4A"/>
+    <w:lvl w:ilvl="0" w:tplc="38090001">
+      <w:start w:val="1"/>
+      <w:numFmt w:val="bullet"/>
+      <w:lvlText w:val=""/>
+      <w:lvlJc w:val="left"/>
+      <w:pPr>
+        <w:ind w:left="6480" w:hanging="360"/>
+      </w:pPr>
+      <w:rPr>
+        <w:rFonts w:ascii="Symbol" w:hAnsi="Symbol" w:hint="default"/>
+      </w:rPr>
+    </w:lvl>
+    <w:lvl w:ilvl="1" w:tplc="38090003" w:tentative="1">
+      <w:start w:val="1"/>
+      <w:numFmt w:val="bullet"/>
+      <w:lvlText w:val="o"/>
+      <w:lvlJc w:val="left"/>
+      <w:pPr>
+        <w:ind w:left="7200" w:hanging="360"/>
+      </w:pPr>
+      <w:rPr>
+        <w:rFonts w:ascii="Courier New" w:hAnsi="Courier New" w:cs="Courier New" w:hint="default"/>
+      </w:rPr>
+    </w:lvl>
+    <w:lvl w:ilvl="2" w:tplc="38090005" w:tentative="1">
+      <w:start w:val="1"/>
+      <w:numFmt w:val="bullet"/>
+      <w:lvlText w:val=""/>
+      <w:lvlJc w:val="left"/>
+      <w:pPr>
+        <w:ind w:left="7920" w:hanging="360"/>
+      </w:pPr>
+      <w:rPr>
+        <w:rFonts w:ascii="Wingdings" w:hAnsi="Wingdings" w:hint="default"/>
+      </w:rPr>
+    </w:lvl>
+    <w:lvl w:ilvl="3" w:tplc="38090001" w:tentative="1">
+      <w:start w:val="1"/>
+      <w:numFmt w:val="bullet"/>
+      <w:lvlText w:val=""/>
+      <w:lvlJc w:val="left"/>
+      <w:pPr>
+        <w:ind w:left="8640" w:hanging="360"/>
+      </w:pPr>
+      <w:rPr>
+        <w:rFonts w:ascii="Symbol" w:hAnsi="Symbol" w:hint="default"/>
+      </w:rPr>
+    </w:lvl>
+    <w:lvl w:ilvl="4" w:tplc="38090003" w:tentative="1">
+      <w:start w:val="1"/>
+      <w:numFmt w:val="bullet"/>
+      <w:lvlText w:val="o"/>
+      <w:lvlJc w:val="left"/>
+      <w:pPr>
+        <w:ind w:left="9360" w:hanging="360"/>
+      </w:pPr>
+      <w:rPr>
+        <w:rFonts w:ascii="Courier New" w:hAnsi="Courier New" w:cs="Courier New" w:hint="default"/>
+      </w:rPr>
+    </w:lvl>
+    <w:lvl w:ilvl="5" w:tplc="38090005" w:tentative="1">
+      <w:start w:val="1"/>
+      <w:numFmt w:val="bullet"/>
+      <w:lvlText w:val=""/>
+      <w:lvlJc w:val="left"/>
+      <w:pPr>
+        <w:ind w:left="10080" w:hanging="360"/>
+      </w:pPr>
+      <w:rPr>
+        <w:rFonts w:ascii="Wingdings" w:hAnsi="Wingdings" w:hint="default"/>
+      </w:rPr>
+    </w:lvl>
+    <w:lvl w:ilvl="6" w:tplc="38090001" w:tentative="1">
+      <w:start w:val="1"/>
+      <w:numFmt w:val="bullet"/>
+      <w:lvlText w:val=""/>
+      <w:lvlJc w:val="left"/>
+      <w:pPr>
+        <w:ind w:left="10800" w:hanging="360"/>
+      </w:pPr>
+      <w:rPr>
+        <w:rFonts w:ascii="Symbol" w:hAnsi="Symbol" w:hint="default"/>
+      </w:rPr>
+    </w:lvl>
+    <w:lvl w:ilvl="7" w:tplc="38090003" w:tentative="1">
+      <w:start w:val="1"/>
+      <w:numFmt w:val="bullet"/>
+      <w:lvlText w:val="o"/>
+      <w:lvlJc w:val="left"/>
+      <w:pPr>
+        <w:ind w:left="11520" w:hanging="360"/>
+      </w:pPr>
+      <w:rPr>
+        <w:rFonts w:ascii="Courier New" w:hAnsi="Courier New" w:cs="Courier New" w:hint="default"/>
+      </w:rPr>
+    </w:lvl>
+    <w:lvl w:ilvl="8" w:tplc="38090005" w:tentative="1">
+      <w:start w:val="1"/>
+      <w:numFmt w:val="bullet"/>
+      <w:lvlText w:val=""/>
+      <w:lvlJc w:val="left"/>
+      <w:pPr>
+        <w:ind w:left="12240" w:hanging="360"/>
+      </w:pPr>
+      <w:rPr>
+        <w:rFonts w:ascii="Wingdings" w:hAnsi="Wingdings" w:hint="default"/>
+      </w:rPr>
+    </w:lvl>
+  </w:abstractNum>
+  <w:abstractNum w:abstractNumId="9" w15:restartNumberingAfterBreak="0">
+    <w:nsid w:val="7E7B17B9"/>
+    <w:multiLevelType w:val="hybridMultilevel"/>
+    <w:tmpl w:val="ABA45C8E"/>
+    <w:lvl w:ilvl="0" w:tplc="38090001">
+      <w:start w:val="1"/>
+      <w:numFmt w:val="bullet"/>
+      <w:lvlText w:val=""/>
+      <w:lvlJc w:val="left"/>
+      <w:pPr>
+        <w:ind w:left="3600" w:hanging="360"/>
+      </w:pPr>
+      <w:rPr>
+        <w:rFonts w:ascii="Symbol" w:hAnsi="Symbol" w:hint="default"/>
+      </w:rPr>
+    </w:lvl>
+    <w:lvl w:ilvl="1" w:tplc="38090003" w:tentative="1">
+      <w:start w:val="1"/>
+      <w:numFmt w:val="bullet"/>
+      <w:lvlText w:val="o"/>
+      <w:lvlJc w:val="left"/>
+      <w:pPr>
+        <w:ind w:left="4320" w:hanging="360"/>
+      </w:pPr>
+      <w:rPr>
+        <w:rFonts w:ascii="Courier New" w:hAnsi="Courier New" w:cs="Courier New" w:hint="default"/>
+      </w:rPr>
+    </w:lvl>
+    <w:lvl w:ilvl="2" w:tplc="38090005" w:tentative="1">
+      <w:start w:val="1"/>
+      <w:numFmt w:val="bullet"/>
+      <w:lvlText w:val=""/>
+      <w:lvlJc w:val="left"/>
+      <w:pPr>
+        <w:ind w:left="5040" w:hanging="360"/>
+      </w:pPr>
+      <w:rPr>
+        <w:rFonts w:ascii="Wingdings" w:hAnsi="Wingdings" w:hint="default"/>
+      </w:rPr>
+    </w:lvl>
+    <w:lvl w:ilvl="3" w:tplc="38090001" w:tentative="1">
+      <w:start w:val="1"/>
+      <w:numFmt w:val="bullet"/>
+      <w:lvlText w:val=""/>
+      <w:lvlJc w:val="left"/>
+      <w:pPr>
+        <w:ind w:left="5760" w:hanging="360"/>
+      </w:pPr>
+      <w:rPr>
+        <w:rFonts w:ascii="Symbol" w:hAnsi="Symbol" w:hint="default"/>
+      </w:rPr>
+    </w:lvl>
+    <w:lvl w:ilvl="4" w:tplc="38090003" w:tentative="1">
+      <w:start w:val="1"/>
+      <w:numFmt w:val="bullet"/>
+      <w:lvlText w:val="o"/>
+      <w:lvlJc w:val="left"/>
+      <w:pPr>
+        <w:ind w:left="6480" w:hanging="360"/>
+      </w:pPr>
+      <w:rPr>
+        <w:rFonts w:ascii="Courier New" w:hAnsi="Courier New" w:cs="Courier New" w:hint="default"/>
+      </w:rPr>
+    </w:lvl>
+    <w:lvl w:ilvl="5" w:tplc="38090005" w:tentative="1">
+      <w:start w:val="1"/>
+      <w:numFmt w:val="bullet"/>
+      <w:lvlText w:val=""/>
+      <w:lvlJc w:val="left"/>
+      <w:pPr>
+        <w:ind w:left="7200" w:hanging="360"/>
+      </w:pPr>
+      <w:rPr>
+        <w:rFonts w:ascii="Wingdings" w:hAnsi="Wingdings" w:hint="default"/>
+      </w:rPr>
+    </w:lvl>
+    <w:lvl w:ilvl="6" w:tplc="38090001" w:tentative="1">
+      <w:start w:val="1"/>
+      <w:numFmt w:val="bullet"/>
+      <w:lvlText w:val=""/>
+      <w:lvlJc w:val="left"/>
+      <w:pPr>
+        <w:ind w:left="7920" w:hanging="360"/>
+      </w:pPr>
+      <w:rPr>
+        <w:rFonts w:ascii="Symbol" w:hAnsi="Symbol" w:hint="default"/>
+      </w:rPr>
+    </w:lvl>
+    <w:lvl w:ilvl="7" w:tplc="38090003" w:tentative="1">
+      <w:start w:val="1"/>
+      <w:numFmt w:val="bullet"/>
+      <w:lvlText w:val="o"/>
+      <w:lvlJc w:val="left"/>
+      <w:pPr>
+        <w:ind w:left="8640" w:hanging="360"/>
+      </w:pPr>
+      <w:rPr>
+        <w:rFonts w:ascii="Courier New" w:hAnsi="Courier New" w:cs="Courier New" w:hint="default"/>
+      </w:rPr>
+    </w:lvl>
+    <w:lvl w:ilvl="8" w:tplc="38090005" w:tentative="1">
+      <w:start w:val="1"/>
+      <w:numFmt w:val="bullet"/>
+      <w:lvlText w:val=""/>
+      <w:lvlJc w:val="left"/>
+      <w:pPr>
+        <w:ind w:left="9360" w:hanging="360"/>
+      </w:pPr>
+      <w:rPr>
+        <w:rFonts w:ascii="Wingdings" w:hAnsi="Wingdings" w:hint="default"/>
+      </w:rPr>
+    </w:lvl>
+  </w:abstractNum>
   <w:num w:numId="1" w16cid:durableId="1641492702">
-    <w:abstractNumId w:val="4"/>
+    <w:abstractNumId w:val="5"/>
   </w:num>
   <w:num w:numId="2" w16cid:durableId="1122530000">
     <w:abstractNumId w:val="1"/>
@@ -3002,6 +5260,21 @@
   </w:num>
   <w:num w:numId="5" w16cid:durableId="1173183518">
     <w:abstractNumId w:val="2"/>
+  </w:num>
+  <w:num w:numId="6" w16cid:durableId="1404134979">
+    <w:abstractNumId w:val="7"/>
+  </w:num>
+  <w:num w:numId="7" w16cid:durableId="517887478">
+    <w:abstractNumId w:val="9"/>
+  </w:num>
+  <w:num w:numId="8" w16cid:durableId="271517245">
+    <w:abstractNumId w:val="8"/>
+  </w:num>
+  <w:num w:numId="9" w16cid:durableId="1785266430">
+    <w:abstractNumId w:val="4"/>
+  </w:num>
+  <w:num w:numId="10" w16cid:durableId="1192495186">
+    <w:abstractNumId w:val="6"/>
   </w:num>
 </w:numbering>
 </file>
@@ -3619,7 +5892,6 @@
   <w:style w:type="character" w:default="1" w:styleId="DefaultParagraphFont">
     <w:name w:val="Default Paragraph Font"/>
     <w:uiPriority w:val="1"/>
-    <w:semiHidden/>
     <w:unhideWhenUsed/>
   </w:style>
   <w:style w:type="table" w:default="1" w:styleId="TableNormal">
